--- a/CÔNG TY TNHH MTV THƯƠNG MẠI KHAI MINH/KhaiMinh_ThayDoiDiaChi/QUYẾT ĐỊNH THAY ĐỔI.docx
+++ b/CÔNG TY TNHH MTV THƯƠNG MẠI KHAI MINH/KhaiMinh_ThayDoiDiaChi/QUYẾT ĐỊNH THAY ĐỔI.docx
@@ -1,6 +1,6 @@
 
 <file path=word/document.xml><?xml version="1.0" encoding="utf-8"?>
-<w:document xmlns:wpc="http://schemas.microsoft.com/office/word/2010/wordprocessingCanvas" xmlns:cx="http://schemas.microsoft.com/office/drawing/2014/chartex" xmlns:cx1="http://schemas.microsoft.com/office/drawing/2015/9/8/chartex" xmlns:mc="http://schemas.openxmlformats.org/markup-compatibility/2006" xmlns:o="urn:schemas-microsoft-com:office:office" xmlns:r="http://schemas.openxmlformats.org/officeDocument/2006/relationships" xmlns:m="http://schemas.openxmlformats.org/officeDocument/2006/math" xmlns:v="urn:schemas-microsoft-com:vml" xmlns:wp14="http://schemas.microsoft.com/office/word/2010/wordprocessingDrawing" xmlns:wp="http://schemas.openxmlformats.org/drawingml/2006/wordprocessingDrawing" xmlns:w10="urn:schemas-microsoft-com:office:word" xmlns:w="http://schemas.openxmlformats.org/wordprocessingml/2006/main" xmlns:w14="http://schemas.microsoft.com/office/word/2010/wordml" xmlns:w15="http://schemas.microsoft.com/office/word/2012/wordml" xmlns:w16se="http://schemas.microsoft.com/office/word/2015/wordml/symex" xmlns:wpg="http://schemas.microsoft.com/office/word/2010/wordprocessingGroup" xmlns:wpi="http://schemas.microsoft.com/office/word/2010/wordprocessingInk" xmlns:wne="http://schemas.microsoft.com/office/word/2006/wordml" xmlns:wps="http://schemas.microsoft.com/office/word/2010/wordprocessingShape" mc:Ignorable="w14 w15 w16se wp14">
+<w:document xmlns:wpc="http://schemas.microsoft.com/office/word/2010/wordprocessingCanvas" xmlns:cx="http://schemas.microsoft.com/office/drawing/2014/chartex" xmlns:mc="http://schemas.openxmlformats.org/markup-compatibility/2006" xmlns:o="urn:schemas-microsoft-com:office:office" xmlns:r="http://schemas.openxmlformats.org/officeDocument/2006/relationships" xmlns:m="http://schemas.openxmlformats.org/officeDocument/2006/math" xmlns:v="urn:schemas-microsoft-com:vml" xmlns:wp14="http://schemas.microsoft.com/office/word/2010/wordprocessingDrawing" xmlns:wp="http://schemas.openxmlformats.org/drawingml/2006/wordprocessingDrawing" xmlns:w10="urn:schemas-microsoft-com:office:word" xmlns:w="http://schemas.openxmlformats.org/wordprocessingml/2006/main" xmlns:w14="http://schemas.microsoft.com/office/word/2010/wordml" xmlns:w15="http://schemas.microsoft.com/office/word/2012/wordml" xmlns:w16se="http://schemas.microsoft.com/office/word/2015/wordml/symex" xmlns:wpg="http://schemas.microsoft.com/office/word/2010/wordprocessingGroup" xmlns:wpi="http://schemas.microsoft.com/office/word/2010/wordprocessingInk" xmlns:wne="http://schemas.microsoft.com/office/word/2006/wordml" xmlns:wps="http://schemas.microsoft.com/office/word/2010/wordprocessingShape" mc:Ignorable="w14 w15 w16se wp14">
   <w:body>
     <w:p>
       <w:pPr>
@@ -83,7 +83,7 @@
                 <w:sz w:val="28"/>
                 <w:szCs w:val="28"/>
               </w:rPr>
-              <w:t>CÔNG TY TNHH MERCURY CONSULTANT</w:t>
+              <w:t>CÔNG TY TNHH THƯƠNG MẠI KHAI MINH VENEER</w:t>
             </w:r>
           </w:p>
           <w:p>
@@ -171,7 +171,7 @@
                 <w:sz w:val="28"/>
                 <w:szCs w:val="28"/>
               </w:rPr>
-              <w:t>NDDPL</w:t>
+              <w:t>TDDC</w:t>
             </w:r>
           </w:p>
         </w:tc>
@@ -267,7 +267,7 @@
                 <w:sz w:val="28"/>
                 <w:szCs w:val="28"/>
               </w:rPr>
-              <w:t>14</w:t>
+              <w:t>21</w:t>
             </w:r>
             <w:r>
               <w:rPr>
@@ -417,16 +417,6 @@
           <w:szCs w:val="28"/>
         </w:rPr>
         <w:t>địa chỉ trụ sở</w:t>
-      </w:r>
-      <w:r>
-        <w:rPr>
-          <w:rFonts w:ascii="Times New Roman" w:eastAsia="Times New Roman" w:hAnsi="Times New Roman" w:cs="Times New Roman"/>
-          <w:b/>
-          <w:bCs/>
-          <w:sz w:val="28"/>
-          <w:szCs w:val="28"/>
-        </w:rPr>
-        <w:t>, ngành nghề kinh doanh</w:t>
       </w:r>
     </w:p>
     <w:p>
@@ -513,7 +503,7 @@
               </wp:anchor>
             </w:drawing>
           </mc:Choice>
-          <mc:Fallback>
+          <mc:Fallback xmlns:cx1="http://schemas.microsoft.com/office/drawing/2015/9/8/chartex">
             <w:pict>
               <v:shapetype w14:anchorId="6F2ACA0D" id="_x0000_t32" coordsize="21600,21600" o:spt="32" o:oned="t" path="m,l21600,21600e" filled="f">
                 <v:path arrowok="t" fillok="f" o:connecttype="none"/>
@@ -638,7 +628,7 @@
           <w:sz w:val="28"/>
           <w:szCs w:val="28"/>
         </w:rPr>
-        <w:t>CÔNG TY TNHH MERCURY CONSULTANT</w:t>
+        <w:t>CÔNG TY TNHH THƯƠNG MẠI KHAI MINH VENEER</w:t>
       </w:r>
     </w:p>
     <w:p>
@@ -825,26 +815,26 @@
           <w:rFonts w:ascii="Times New Roman" w:eastAsia="Times New Roman" w:hAnsi="Times New Roman"/>
           <w:b/>
           <w:bCs/>
-          <w:sz w:val="24"/>
-          <w:szCs w:val="24"/>
+          <w:sz w:val="28"/>
+          <w:szCs w:val="28"/>
         </w:rPr>
         <w:t>Địa chỉ:</w:t>
       </w:r>
       <w:r>
         <w:rPr>
           <w:rFonts w:ascii="Times New Roman" w:eastAsia="Times New Roman" w:hAnsi="Times New Roman"/>
-          <w:sz w:val="24"/>
-          <w:szCs w:val="24"/>
+          <w:sz w:val="28"/>
+          <w:szCs w:val="28"/>
         </w:rPr>
         <w:t xml:space="preserve"> </w:t>
       </w:r>
       <w:r>
         <w:rPr>
           <w:rFonts w:ascii="Times New Roman" w:eastAsia="Times New Roman" w:hAnsi="Times New Roman"/>
-          <w:sz w:val="24"/>
-          <w:szCs w:val="24"/>
-        </w:rPr>
-        <w:t>32 Xô Viết Nghệ Tĩnh, Phường 19, Quận Bình Thạnh, Thành phố Hồ Chí Minh, Việt Nam</w:t>
+          <w:sz w:val="28"/>
+          <w:szCs w:val="28"/>
+        </w:rPr>
+        <w:t>Số 240, Đường Nguyễn Văn Linh, Khu phố Tân Long, Phường Tân Hiệp, Thành phố Hồ Chí Minh, Việt Nam</w:t>
       </w:r>
     </w:p>
     <w:p>
@@ -874,15 +864,7 @@
           <w:sz w:val="28"/>
           <w:szCs w:val="28"/>
         </w:rPr>
-        <w:t xml:space="preserve">Địa chỉ trụ sở chính sau </w:t>
-      </w:r>
-      <w:r>
-        <w:rPr>
-          <w:rFonts w:ascii="Times New Roman" w:eastAsia="Times New Roman" w:hAnsi="Times New Roman" w:cs="Times New Roman"/>
-          <w:sz w:val="28"/>
-          <w:szCs w:val="28"/>
-        </w:rPr>
-        <w:t>thay đổi</w:t>
+        <w:t>Địa chỉ trụ sở chính sau thay đổi</w:t>
       </w:r>
       <w:r>
         <w:rPr>
@@ -908,26 +890,148 @@
           <w:rFonts w:ascii="Times New Roman" w:eastAsia="Times New Roman" w:hAnsi="Times New Roman" w:cs="Times New Roman"/>
           <w:b/>
           <w:bCs/>
-          <w:sz w:val="24"/>
-          <w:szCs w:val="24"/>
+          <w:sz w:val="28"/>
+          <w:szCs w:val="28"/>
         </w:rPr>
         <w:t>Địa chỉ:</w:t>
       </w:r>
       <w:r>
         <w:rPr>
           <w:rFonts w:ascii="Times New Roman" w:eastAsia="Times New Roman" w:hAnsi="Times New Roman" w:cs="Times New Roman"/>
-          <w:sz w:val="24"/>
-          <w:szCs w:val="24"/>
+          <w:sz w:val="28"/>
+          <w:szCs w:val="28"/>
         </w:rPr>
         <w:t xml:space="preserve"> </w:t>
       </w:r>
       <w:r>
         <w:rPr>
           <w:rFonts w:ascii="Times New Roman" w:eastAsia="Times New Roman" w:hAnsi="Times New Roman" w:cs="Times New Roman"/>
-          <w:sz w:val="24"/>
-          <w:szCs w:val="24"/>
-        </w:rPr>
-        <w:t>Ô G16.27, Khu Suncasa, VSIP 2A, Phường Bình Dương, Thành phố Hồ Chí Minh, Việt Nam</w:t>
+          <w:sz w:val="28"/>
+          <w:szCs w:val="28"/>
+        </w:rPr>
+        <w:t>Thửa số</w:t>
+      </w:r>
+      <w:r>
+        <w:rPr>
+          <w:rFonts w:ascii="Times New Roman" w:eastAsia="Times New Roman" w:hAnsi="Times New Roman" w:cs="Times New Roman"/>
+          <w:sz w:val="28"/>
+          <w:szCs w:val="28"/>
+        </w:rPr>
+        <w:t xml:space="preserve"> </w:t>
+      </w:r>
+      <w:r>
+        <w:rPr>
+          <w:rFonts w:ascii="Times New Roman" w:eastAsia="Times New Roman" w:hAnsi="Times New Roman" w:cs="Times New Roman"/>
+          <w:sz w:val="28"/>
+          <w:szCs w:val="28"/>
+        </w:rPr>
+        <w:t>202</w:t>
+      </w:r>
+      <w:r>
+        <w:rPr>
+          <w:rFonts w:ascii="Times New Roman" w:eastAsia="Times New Roman" w:hAnsi="Times New Roman" w:cs="Times New Roman"/>
+          <w:sz w:val="28"/>
+          <w:szCs w:val="28"/>
+        </w:rPr>
+        <w:t xml:space="preserve">, </w:t>
+      </w:r>
+      <w:r>
+        <w:rPr>
+          <w:rFonts w:ascii="Times New Roman" w:eastAsia="Times New Roman" w:hAnsi="Times New Roman" w:cs="Times New Roman"/>
+          <w:sz w:val="28"/>
+          <w:szCs w:val="28"/>
+        </w:rPr>
+        <w:t>751, 752, 750, 753</w:t>
+      </w:r>
+      <w:r>
+        <w:rPr>
+          <w:rFonts w:ascii="Times New Roman" w:eastAsia="Times New Roman" w:hAnsi="Times New Roman" w:cs="Times New Roman"/>
+          <w:sz w:val="28"/>
+          <w:szCs w:val="28"/>
+        </w:rPr>
+        <w:t xml:space="preserve"> tờ bản đồ số 13</w:t>
+      </w:r>
+      <w:r>
+        <w:rPr>
+          <w:rFonts w:ascii="Times New Roman" w:eastAsia="Times New Roman" w:hAnsi="Times New Roman" w:cs="Times New Roman"/>
+          <w:sz w:val="28"/>
+          <w:szCs w:val="28"/>
+        </w:rPr>
+        <w:t xml:space="preserve">, </w:t>
+      </w:r>
+      <w:r>
+        <w:rPr>
+          <w:rFonts w:ascii="Times New Roman" w:eastAsia="Times New Roman" w:hAnsi="Times New Roman" w:cs="Times New Roman"/>
+          <w:sz w:val="28"/>
+          <w:szCs w:val="28"/>
+        </w:rPr>
+        <w:t>k</w:t>
+      </w:r>
+      <w:r>
+        <w:rPr>
+          <w:rFonts w:ascii="Times New Roman" w:eastAsia="Times New Roman" w:hAnsi="Times New Roman" w:cs="Times New Roman"/>
+          <w:sz w:val="28"/>
+          <w:szCs w:val="28"/>
+        </w:rPr>
+        <w:t xml:space="preserve">hu phố Tân </w:t>
+      </w:r>
+      <w:r>
+        <w:rPr>
+          <w:rFonts w:ascii="Times New Roman" w:eastAsia="Times New Roman" w:hAnsi="Times New Roman" w:cs="Times New Roman"/>
+          <w:sz w:val="28"/>
+          <w:szCs w:val="28"/>
+        </w:rPr>
+        <w:t>H</w:t>
+      </w:r>
+      <w:r>
+        <w:rPr>
+          <w:rFonts w:ascii="Times New Roman" w:eastAsia="Times New Roman" w:hAnsi="Times New Roman" w:cs="Times New Roman"/>
+          <w:sz w:val="28"/>
+          <w:szCs w:val="28"/>
+        </w:rPr>
+        <w:t>óa,</w:t>
+      </w:r>
+      <w:r>
+        <w:rPr>
+          <w:rFonts w:ascii="Times New Roman" w:eastAsia="Times New Roman" w:hAnsi="Times New Roman" w:cs="Times New Roman"/>
+          <w:sz w:val="28"/>
+          <w:szCs w:val="28"/>
+        </w:rPr>
+        <w:t xml:space="preserve"> Phường Tân Khánh</w:t>
+      </w:r>
+      <w:r>
+        <w:rPr>
+          <w:rFonts w:ascii="Times New Roman" w:eastAsia="Times New Roman" w:hAnsi="Times New Roman" w:cs="Times New Roman"/>
+          <w:sz w:val="28"/>
+          <w:szCs w:val="28"/>
+        </w:rPr>
+        <w:t>, T</w:t>
+      </w:r>
+      <w:r>
+        <w:rPr>
+          <w:rFonts w:ascii="Times New Roman" w:eastAsia="Times New Roman" w:hAnsi="Times New Roman" w:cs="Times New Roman"/>
+          <w:sz w:val="28"/>
+          <w:szCs w:val="28"/>
+        </w:rPr>
+        <w:t>hành phố</w:t>
+      </w:r>
+      <w:r>
+        <w:rPr>
+          <w:rFonts w:ascii="Times New Roman" w:eastAsia="Times New Roman" w:hAnsi="Times New Roman" w:cs="Times New Roman"/>
+          <w:sz w:val="28"/>
+          <w:szCs w:val="28"/>
+        </w:rPr>
+        <w:t xml:space="preserve"> Hố Chí Minh</w:t>
+      </w:r>
+      <w:bookmarkStart w:id="0" w:name="_GoBack"/>
+      <w:bookmarkEnd w:id="0"/>
+      <w:r>
+        <w:rPr>
+          <w:rFonts w:ascii="Times New Roman" w:eastAsia="Times New Roman" w:hAnsi="Times New Roman" w:cs="Times New Roman"/>
+          <w:sz w:val="28"/>
+          <w:szCs w:val="28"/>
+        </w:rPr>
+        <w:t>, Việt Nam</w:t>
       </w:r>
     </w:p>
     <w:p>
@@ -936,19 +1040,11 @@
         <w:ind w:left="0" w:right="0" w:firstLine="360"/>
         <w:jc w:val="both"/>
         <w:rPr>
-          <w:rFonts w:ascii="Times New Roman" w:hAnsi="Times New Roman"/>
-          <w:sz w:val="28"/>
-          <w:szCs w:val="28"/>
-        </w:rPr>
-      </w:pPr>
-      <w:r>
-        <w:rPr>
-          <w:rFonts w:ascii="Times New Roman" w:hAnsi="Times New Roman"/>
-          <w:sz w:val="28"/>
-          <w:szCs w:val="28"/>
-        </w:rPr>
-        <w:t xml:space="preserve"> </w:t>
-      </w:r>
+          <w:rFonts w:ascii="Times New Roman" w:hAnsi="Times New Roman" w:cs="Times New Roman"/>
+          <w:sz w:val="28"/>
+          <w:szCs w:val="28"/>
+        </w:rPr>
+      </w:pPr>
     </w:p>
     <w:p>
       <w:pPr>
@@ -956,29 +1052,13 @@
         <w:ind w:left="0" w:right="0" w:firstLine="360"/>
         <w:jc w:val="both"/>
         <w:rPr>
-          <w:rFonts w:ascii="Times New Roman" w:eastAsia="Times New Roman" w:hAnsi="Times New Roman" w:cs="Times New Roman"/>
-          <w:sz w:val="26"/>
-        </w:rPr>
-      </w:pPr>
-      <w:r>
-        <w:rPr>
-          <w:rFonts w:ascii="Times New Roman" w:hAnsi="Times New Roman" w:cs="Times New Roman"/>
-          <w:sz w:val="28"/>
-          <w:szCs w:val="28"/>
-        </w:rPr>
-        <w:t> </w:t>
-      </w:r>
-      <w:r>
-        <w:rPr>
           <w:rFonts w:ascii="Times New Roman" w:hAnsi="Times New Roman" w:cs="Times New Roman"/>
           <w:b/>
           <w:bCs/>
           <w:sz w:val="28"/>
           <w:szCs w:val="28"/>
-          <w:u w:val="single"/>
-        </w:rPr>
-        <w:t xml:space="preserve">Điều </w:t>
-      </w:r>
+        </w:rPr>
+      </w:pPr>
       <w:r>
         <w:rPr>
           <w:rFonts w:ascii="Times New Roman" w:hAnsi="Times New Roman" w:cs="Times New Roman"/>
@@ -988,1737 +1068,76 @@
           <w:szCs w:val="28"/>
           <w:u w:val="single"/>
         </w:rPr>
+        <w:t xml:space="preserve">Điều </w:t>
+      </w:r>
+      <w:r>
+        <w:rPr>
+          <w:rFonts w:ascii="Times New Roman" w:hAnsi="Times New Roman" w:cs="Times New Roman"/>
+          <w:b/>
+          <w:bCs/>
+          <w:sz w:val="28"/>
+          <w:szCs w:val="28"/>
+          <w:u w:val="single"/>
+        </w:rPr>
         <w:t>2</w:t>
       </w:r>
       <w:r>
         <w:rPr>
           <w:rFonts w:ascii="Times New Roman" w:hAnsi="Times New Roman" w:cs="Times New Roman"/>
+          <w:sz w:val="28"/>
+          <w:szCs w:val="28"/>
+        </w:rPr>
+        <w:t>: Giao cho Ông/</w:t>
+      </w:r>
+      <w:r>
+        <w:rPr>
+          <w:rFonts w:ascii="Times New Roman" w:hAnsi="Times New Roman" w:cs="Times New Roman"/>
+          <w:sz w:val="28"/>
+          <w:szCs w:val="28"/>
+        </w:rPr>
+        <w:t>bà</w:t>
+      </w:r>
+      <w:r>
+        <w:rPr>
+          <w:rFonts w:ascii="Times New Roman" w:hAnsi="Times New Roman" w:cs="Times New Roman"/>
+          <w:sz w:val="28"/>
+          <w:szCs w:val="28"/>
+        </w:rPr>
+        <w:t xml:space="preserve"> </w:t>
+      </w:r>
+      <w:r>
+        <w:rPr>
+          <w:rFonts w:ascii="Times New Roman" w:eastAsia="Times New Roman" w:hAnsi="Times New Roman" w:cs="Times New Roman"/>
+          <w:sz w:val="28"/>
+          <w:szCs w:val="28"/>
+        </w:rPr>
+        <w:t>TRẦN THỊ TÂM ANH</w:t>
+      </w:r>
+      <w:r>
+        <w:rPr>
+          <w:rFonts w:ascii="Times New Roman" w:hAnsi="Times New Roman" w:cs="Times New Roman"/>
+          <w:sz w:val="28"/>
+          <w:szCs w:val="28"/>
+        </w:rPr>
+        <w:t xml:space="preserve"> </w:t>
+      </w:r>
+      <w:r>
+        <w:rPr>
+          <w:rFonts w:ascii="Times New Roman" w:hAnsi="Times New Roman" w:cs="Times New Roman"/>
+          <w:sz w:val="28"/>
+          <w:szCs w:val="28"/>
+        </w:rPr>
+        <w:t>tiến hành các thủ tục cần thiết theo quy định của pháp luật.</w:t>
+      </w:r>
+      <w:r>
+        <w:rPr>
+          <w:rFonts w:ascii="Times New Roman" w:hAnsi="Times New Roman" w:cs="Times New Roman"/>
           <w:b/>
-          <w:sz w:val="24"/>
-          <w:szCs w:val="24"/>
-        </w:rPr>
-        <w:t>:</w:t>
-      </w:r>
-      <w:r>
-        <w:rPr>
-          <w:rFonts w:ascii="Times New Roman" w:hAnsi="Times New Roman" w:cs="Times New Roman"/>
-          <w:sz w:val="28"/>
-          <w:szCs w:val="28"/>
-        </w:rPr>
-        <w:t xml:space="preserve"> </w:t>
-      </w:r>
-      <w:r>
-        <w:rPr>
-          <w:rFonts w:ascii="Times New Roman" w:eastAsia="Times New Roman" w:hAnsi="Times New Roman" w:cs="Times New Roman"/>
-          <w:sz w:val="26"/>
-        </w:rPr>
-        <w:t xml:space="preserve">Thông qua việc </w:t>
-      </w:r>
-      <w:r>
-        <w:rPr>
-          <w:rFonts w:ascii="Times New Roman" w:eastAsia="Times New Roman" w:hAnsi="Times New Roman" w:cs="Times New Roman"/>
-          <w:sz w:val="26"/>
-        </w:rPr>
-        <w:t>nghề kinh doanh bị thay đổi theo Quyết định số 36/2025/QĐ-TTg</w:t>
-      </w:r>
-      <w:r>
-        <w:rPr>
-          <w:rFonts w:ascii="Times New Roman" w:eastAsia="Times New Roman" w:hAnsi="Times New Roman" w:cs="Times New Roman"/>
-          <w:sz w:val="26"/>
-        </w:rPr>
-        <w:t xml:space="preserve">: </w:t>
-      </w:r>
-    </w:p>
-    <w:p>
-      <w:pPr>
-        <w:spacing w:after="120" w:line="240" w:lineRule="auto"/>
-        <w:ind w:left="720" w:right="0"/>
-        <w:contextualSpacing/>
-        <w:jc w:val="both"/>
-        <w:rPr>
-          <w:rFonts w:ascii="Times New Roman" w:eastAsia="Times New Roman" w:hAnsi="Times New Roman" w:cs="Times New Roman"/>
-          <w:sz w:val="26"/>
-        </w:rPr>
-      </w:pPr>
-    </w:p>
-    <w:p>
-      <w:pPr>
-        <w:numPr>
-          <w:ilvl w:val="0"/>
-          <w:numId w:val="3"/>
-        </w:numPr>
-        <w:ind w:right="0"/>
-        <w:contextualSpacing/>
-        <w:rPr>
-          <w:rFonts w:ascii="Times New Roman" w:eastAsia="Times New Roman" w:hAnsi="Times New Roman" w:cs="Times New Roman"/>
-          <w:sz w:val="26"/>
-        </w:rPr>
-      </w:pPr>
-      <w:r>
-        <w:rPr>
-          <w:rFonts w:ascii="Times New Roman" w:eastAsia="Times New Roman" w:hAnsi="Times New Roman" w:cs="Times New Roman"/>
-          <w:sz w:val="26"/>
-        </w:rPr>
-        <w:t>Bổ</w:t>
-      </w:r>
-      <w:r>
-        <w:rPr>
-          <w:rFonts w:ascii="Times New Roman" w:eastAsia="Times New Roman" w:hAnsi="Times New Roman" w:cs="Times New Roman"/>
-          <w:sz w:val="26"/>
-        </w:rPr>
-        <w:t xml:space="preserve"> sung</w:t>
-      </w:r>
-      <w:r>
-        <w:rPr>
-          <w:rFonts w:ascii="Times New Roman" w:eastAsia="Times New Roman" w:hAnsi="Times New Roman" w:cs="Times New Roman"/>
-          <w:sz w:val="26"/>
-        </w:rPr>
-        <w:t xml:space="preserve"> ngành nghề kinh doanh sau:</w:t>
-      </w:r>
-    </w:p>
-    <w:tbl>
-      <w:tblPr>
-        <w:tblW w:w="9214" w:type="dxa"/>
-        <w:tblInd w:w="108" w:type="dxa"/>
-        <w:tblBorders>
-          <w:top w:val="single" w:sz="4" w:space="0" w:color="000000"/>
-          <w:left w:val="single" w:sz="4" w:space="0" w:color="000000"/>
-          <w:bottom w:val="single" w:sz="4" w:space="0" w:color="000000"/>
-          <w:right w:val="single" w:sz="4" w:space="0" w:color="000000"/>
-          <w:insideH w:val="single" w:sz="4" w:space="0" w:color="000000"/>
-          <w:insideV w:val="single" w:sz="4" w:space="0" w:color="000000"/>
-        </w:tblBorders>
-        <w:tblLook w:val="04A0" w:firstRow="1" w:lastRow="0" w:firstColumn="1" w:lastColumn="0" w:noHBand="0" w:noVBand="1"/>
-      </w:tblPr>
-      <w:tblGrid>
-        <w:gridCol w:w="810"/>
-        <w:gridCol w:w="4657"/>
-        <w:gridCol w:w="2046"/>
-        <w:gridCol w:w="1701"/>
-      </w:tblGrid>
-      <w:tr>
-        <w:tc>
-          <w:tcPr>
-            <w:tcW w:w="810" w:type="dxa"/>
-          </w:tcPr>
-          <w:p>
-            <w:pPr>
-              <w:spacing w:before="120" w:after="0" w:line="340" w:lineRule="exact"/>
-              <w:ind w:left="0" w:right="0"/>
-              <w:jc w:val="center"/>
-              <w:rPr>
-                <w:rFonts w:ascii="Times New Roman" w:hAnsi="Times New Roman" w:cs="Times New Roman"/>
-                <w:sz w:val="28"/>
-                <w:szCs w:val="28"/>
-              </w:rPr>
-            </w:pPr>
-            <w:r>
-              <w:rPr>
-                <w:rFonts w:ascii="Times New Roman" w:hAnsi="Times New Roman" w:cs="Times New Roman"/>
-                <w:sz w:val="28"/>
-                <w:szCs w:val="28"/>
-              </w:rPr>
-              <w:lastRenderedPageBreak/>
-              <w:t>STT</w:t>
-            </w:r>
-          </w:p>
-        </w:tc>
-        <w:tc>
-          <w:tcPr>
-            <w:tcW w:w="4657" w:type="dxa"/>
-          </w:tcPr>
-          <w:p>
-            <w:pPr>
-              <w:spacing w:before="120" w:after="0" w:line="340" w:lineRule="exact"/>
-              <w:ind w:left="0" w:right="0"/>
-              <w:jc w:val="center"/>
-              <w:rPr>
-                <w:rFonts w:ascii="Times New Roman" w:hAnsi="Times New Roman" w:cs="Times New Roman"/>
-                <w:sz w:val="28"/>
-                <w:szCs w:val="28"/>
-              </w:rPr>
-            </w:pPr>
-            <w:r>
-              <w:rPr>
-                <w:rFonts w:ascii="Times New Roman" w:hAnsi="Times New Roman" w:cs="Times New Roman"/>
-                <w:sz w:val="28"/>
-                <w:szCs w:val="28"/>
-              </w:rPr>
-              <w:t xml:space="preserve">Tên ngành, nghề kinh doanh </w:t>
-            </w:r>
-          </w:p>
-          <w:p>
-            <w:pPr>
-              <w:spacing w:after="0" w:line="340" w:lineRule="exact"/>
-              <w:ind w:left="0" w:right="0"/>
-              <w:jc w:val="center"/>
-              <w:rPr>
-                <w:rFonts w:ascii="Times New Roman" w:hAnsi="Times New Roman" w:cs="Times New Roman"/>
-                <w:sz w:val="28"/>
-                <w:szCs w:val="28"/>
-              </w:rPr>
-            </w:pPr>
-            <w:r>
-              <w:rPr>
-                <w:rFonts w:ascii="Times New Roman" w:hAnsi="Times New Roman" w:cs="Times New Roman"/>
-                <w:sz w:val="28"/>
-                <w:szCs w:val="28"/>
-              </w:rPr>
-              <w:t>được bổ sung</w:t>
-            </w:r>
-          </w:p>
-        </w:tc>
-        <w:tc>
-          <w:tcPr>
-            <w:tcW w:w="2046" w:type="dxa"/>
-          </w:tcPr>
-          <w:p>
-            <w:pPr>
-              <w:spacing w:before="120" w:after="0" w:line="340" w:lineRule="exact"/>
-              <w:ind w:left="0" w:right="0"/>
-              <w:jc w:val="center"/>
-              <w:rPr>
-                <w:rFonts w:ascii="Times New Roman" w:hAnsi="Times New Roman" w:cs="Times New Roman"/>
-                <w:sz w:val="28"/>
-                <w:szCs w:val="28"/>
-              </w:rPr>
-            </w:pPr>
-            <w:r>
-              <w:rPr>
-                <w:rFonts w:ascii="Times New Roman" w:hAnsi="Times New Roman" w:cs="Times New Roman"/>
-                <w:sz w:val="28"/>
-                <w:szCs w:val="28"/>
-              </w:rPr>
-              <w:t>Mã ngành</w:t>
-            </w:r>
-          </w:p>
-        </w:tc>
-        <w:tc>
-          <w:tcPr>
-            <w:tcW w:w="1701" w:type="dxa"/>
-          </w:tcPr>
-          <w:p>
-            <w:pPr>
-              <w:spacing w:before="120" w:after="0" w:line="340" w:lineRule="exact"/>
-              <w:ind w:left="0" w:right="0"/>
-              <w:jc w:val="center"/>
-              <w:rPr>
-                <w:rFonts w:ascii="Times New Roman" w:hAnsi="Times New Roman" w:cs="Times New Roman"/>
-                <w:sz w:val="28"/>
-                <w:szCs w:val="28"/>
-              </w:rPr>
-            </w:pPr>
-            <w:r>
-              <w:rPr>
-                <w:rFonts w:ascii="Times New Roman" w:eastAsia="Times New Roman" w:hAnsi="Times New Roman" w:cs="Times New Roman"/>
-                <w:sz w:val="28"/>
-                <w:szCs w:val="28"/>
-                <w:lang w:eastAsia="zh-CN"/>
-              </w:rPr>
-              <w:t>Ngành chính</w:t>
-            </w:r>
-          </w:p>
-        </w:tc>
-      </w:tr>
-      <w:tr>
-        <w:tc>
-          <w:tcPr>
-            <w:tcW w:w="810" w:type="dxa"/>
-          </w:tcPr>
-          <w:p>
-            <w:pPr>
-              <w:spacing w:before="120" w:after="0" w:line="340" w:lineRule="exact"/>
-              <w:ind w:left="0" w:right="0"/>
-              <w:jc w:val="center"/>
-              <w:rPr>
-                <w:rFonts w:ascii="Times New Roman" w:hAnsi="Times New Roman" w:cs="Times New Roman"/>
-                <w:sz w:val="28"/>
-                <w:szCs w:val="28"/>
-              </w:rPr>
-            </w:pPr>
-            <w:r>
-              <w:rPr>
-                <w:rFonts w:ascii="Times New Roman" w:hAnsi="Times New Roman" w:cs="Times New Roman"/>
-                <w:sz w:val="28"/>
-                <w:szCs w:val="28"/>
-              </w:rPr>
-              <w:t>1</w:t>
-            </w:r>
-          </w:p>
-        </w:tc>
-        <w:tc>
-          <w:tcPr>
-            <w:tcW w:w="4657" w:type="dxa"/>
-          </w:tcPr>
-          <w:p>
-            <w:pPr>
-              <w:spacing w:before="120" w:after="0" w:line="340" w:lineRule="exact"/>
-              <w:ind w:left="0" w:right="0"/>
-              <w:rPr>
-                <w:rFonts w:ascii="Times New Roman" w:hAnsi="Times New Roman" w:cs="Times New Roman"/>
-                <w:sz w:val="28"/>
-                <w:szCs w:val="28"/>
-              </w:rPr>
-            </w:pPr>
-            <w:r>
-              <w:rPr>
-                <w:rFonts w:ascii="Times New Roman" w:hAnsi="Times New Roman" w:cs="Times New Roman"/>
-                <w:sz w:val="28"/>
-                <w:szCs w:val="28"/>
-              </w:rPr>
-              <w:t>Bán buôn vật liệu, thiết bị lắp đặt khác trong xây dựng</w:t>
-            </w:r>
-          </w:p>
-          <w:p>
-            <w:pPr>
-              <w:spacing w:before="120" w:after="0" w:line="340" w:lineRule="exact"/>
-              <w:ind w:left="0" w:right="0"/>
-              <w:rPr>
-                <w:rFonts w:ascii="Times New Roman" w:hAnsi="Times New Roman" w:cs="Times New Roman"/>
-                <w:sz w:val="28"/>
-                <w:szCs w:val="28"/>
-              </w:rPr>
-            </w:pPr>
-            <w:r>
-              <w:rPr>
-                <w:rFonts w:ascii="Times New Roman" w:hAnsi="Times New Roman" w:cs="Times New Roman"/>
-                <w:sz w:val="28"/>
-                <w:szCs w:val="28"/>
-              </w:rPr>
-              <w:t>Chi tiết: Bán buôn các sản phẩm sơn, nguyên liệu, thiết bị ngành sơn (CPC 622)</w:t>
-            </w:r>
-          </w:p>
-        </w:tc>
-        <w:tc>
-          <w:tcPr>
-            <w:tcW w:w="2046" w:type="dxa"/>
-          </w:tcPr>
-          <w:p>
-            <w:pPr>
-              <w:spacing w:before="120" w:after="0" w:line="340" w:lineRule="exact"/>
-              <w:ind w:left="0" w:right="0"/>
-              <w:jc w:val="center"/>
-              <w:rPr>
-                <w:rFonts w:ascii="Times New Roman" w:hAnsi="Times New Roman" w:cs="Times New Roman"/>
-                <w:sz w:val="28"/>
-                <w:szCs w:val="28"/>
-              </w:rPr>
-            </w:pPr>
-            <w:r>
-              <w:rPr>
-                <w:rFonts w:ascii="Times New Roman" w:hAnsi="Times New Roman" w:cs="Times New Roman"/>
-                <w:sz w:val="28"/>
-                <w:szCs w:val="28"/>
-              </w:rPr>
-              <w:t>4673</w:t>
-            </w:r>
-          </w:p>
-        </w:tc>
-        <w:tc>
-          <w:tcPr>
-            <w:tcW w:w="1701" w:type="dxa"/>
-          </w:tcPr>
-          <w:p>
-            <w:pPr>
-              <w:spacing w:before="120" w:after="0" w:line="340" w:lineRule="exact"/>
-              <w:ind w:left="0" w:right="0"/>
-              <w:jc w:val="center"/>
-              <w:rPr>
-                <w:rFonts w:ascii="Times New Roman" w:eastAsia="Times New Roman" w:hAnsi="Times New Roman" w:cs="Times New Roman"/>
-                <w:sz w:val="28"/>
-                <w:szCs w:val="28"/>
-                <w:lang w:eastAsia="zh-CN"/>
-              </w:rPr>
-            </w:pPr>
-          </w:p>
-        </w:tc>
-      </w:tr>
-      <w:tr>
-        <w:tc>
-          <w:tcPr>
-            <w:tcW w:w="810" w:type="dxa"/>
-          </w:tcPr>
-          <w:p>
-            <w:pPr>
-              <w:spacing w:before="120" w:after="0" w:line="340" w:lineRule="exact"/>
-              <w:ind w:left="0" w:right="0"/>
-              <w:jc w:val="center"/>
-              <w:rPr>
-                <w:rFonts w:ascii="Times New Roman" w:hAnsi="Times New Roman" w:cs="Times New Roman"/>
-                <w:sz w:val="28"/>
-                <w:szCs w:val="28"/>
-              </w:rPr>
-            </w:pPr>
-            <w:r>
-              <w:rPr>
-                <w:rFonts w:ascii="Times New Roman" w:hAnsi="Times New Roman" w:cs="Times New Roman"/>
-                <w:sz w:val="28"/>
-                <w:szCs w:val="28"/>
-              </w:rPr>
-              <w:t>2</w:t>
-            </w:r>
-          </w:p>
-        </w:tc>
-        <w:tc>
-          <w:tcPr>
-            <w:tcW w:w="4657" w:type="dxa"/>
-          </w:tcPr>
-          <w:p>
-            <w:pPr>
-              <w:spacing w:before="120" w:after="0" w:line="340" w:lineRule="exact"/>
-              <w:ind w:left="0" w:right="0"/>
-              <w:rPr>
-                <w:rFonts w:ascii="Times New Roman" w:hAnsi="Times New Roman" w:cs="Times New Roman"/>
-                <w:sz w:val="28"/>
-                <w:szCs w:val="28"/>
-              </w:rPr>
-            </w:pPr>
-            <w:r>
-              <w:rPr>
-                <w:rFonts w:ascii="Times New Roman" w:hAnsi="Times New Roman" w:cs="Times New Roman"/>
-                <w:sz w:val="28"/>
-                <w:szCs w:val="28"/>
-              </w:rPr>
-              <w:t>Bán lẻ tổng hợp khác</w:t>
-            </w:r>
-          </w:p>
-          <w:p>
-            <w:pPr>
-              <w:spacing w:before="120" w:after="0" w:line="340" w:lineRule="exact"/>
-              <w:ind w:left="0" w:right="0"/>
-              <w:rPr>
-                <w:rFonts w:ascii="Times New Roman" w:hAnsi="Times New Roman" w:cs="Times New Roman"/>
-                <w:sz w:val="28"/>
-                <w:szCs w:val="28"/>
-              </w:rPr>
-            </w:pPr>
-            <w:r>
-              <w:rPr>
-                <w:rFonts w:ascii="Times New Roman" w:hAnsi="Times New Roman" w:cs="Times New Roman"/>
-                <w:sz w:val="28"/>
-                <w:szCs w:val="28"/>
-              </w:rPr>
-              <w:t>Chi tiết: Thực hiện quyền phân phối bán lẻ các hàng hóa không thuộc danh mục hàng hóa không được phân phối theo quy định của pháp luật Việt Nam hoặc không thuộc diện hạn chế theo cam kết quốc tế trong các điều ước quốc tế mà Việt Nam là thành viên</w:t>
-            </w:r>
-          </w:p>
-          <w:p>
-            <w:pPr>
-              <w:spacing w:before="120" w:after="0" w:line="340" w:lineRule="exact"/>
-              <w:ind w:left="0" w:right="0"/>
-              <w:rPr>
-                <w:rFonts w:ascii="Times New Roman" w:hAnsi="Times New Roman" w:cs="Times New Roman"/>
-                <w:sz w:val="28"/>
-                <w:szCs w:val="28"/>
-              </w:rPr>
-            </w:pPr>
-            <w:r>
-              <w:rPr>
-                <w:rFonts w:ascii="Times New Roman" w:hAnsi="Times New Roman" w:cs="Times New Roman"/>
-                <w:sz w:val="28"/>
-                <w:szCs w:val="28"/>
-              </w:rPr>
-              <w:t>(CPC 632)</w:t>
-            </w:r>
-          </w:p>
-        </w:tc>
-        <w:tc>
-          <w:tcPr>
-            <w:tcW w:w="2046" w:type="dxa"/>
-          </w:tcPr>
-          <w:p>
-            <w:pPr>
-              <w:spacing w:before="120" w:after="0" w:line="340" w:lineRule="exact"/>
-              <w:ind w:left="0" w:right="0"/>
-              <w:jc w:val="center"/>
-              <w:rPr>
-                <w:rFonts w:ascii="Times New Roman" w:hAnsi="Times New Roman" w:cs="Times New Roman"/>
-                <w:sz w:val="28"/>
-                <w:szCs w:val="28"/>
-              </w:rPr>
-            </w:pPr>
-            <w:r>
-              <w:rPr>
-                <w:rFonts w:ascii="Times New Roman" w:hAnsi="Times New Roman" w:cs="Times New Roman"/>
-                <w:sz w:val="28"/>
-                <w:szCs w:val="28"/>
-              </w:rPr>
-              <w:t>4719</w:t>
-            </w:r>
-          </w:p>
-        </w:tc>
-        <w:tc>
-          <w:tcPr>
-            <w:tcW w:w="1701" w:type="dxa"/>
-          </w:tcPr>
-          <w:p>
-            <w:pPr>
-              <w:spacing w:before="120" w:after="0" w:line="340" w:lineRule="exact"/>
-              <w:ind w:left="0" w:right="0"/>
-              <w:jc w:val="center"/>
-              <w:rPr>
-                <w:rFonts w:ascii="Times New Roman" w:eastAsia="Times New Roman" w:hAnsi="Times New Roman" w:cs="Times New Roman"/>
-                <w:sz w:val="28"/>
-                <w:szCs w:val="28"/>
-                <w:lang w:eastAsia="zh-CN"/>
-              </w:rPr>
-            </w:pPr>
-          </w:p>
-        </w:tc>
-      </w:tr>
-      <w:tr>
-        <w:tc>
-          <w:tcPr>
-            <w:tcW w:w="810" w:type="dxa"/>
-          </w:tcPr>
-          <w:p>
-            <w:pPr>
-              <w:spacing w:before="120" w:after="0" w:line="340" w:lineRule="exact"/>
-              <w:ind w:left="0" w:right="0"/>
-              <w:jc w:val="center"/>
-              <w:rPr>
-                <w:rFonts w:ascii="Times New Roman" w:hAnsi="Times New Roman" w:cs="Times New Roman"/>
-                <w:sz w:val="28"/>
-                <w:szCs w:val="28"/>
-              </w:rPr>
-            </w:pPr>
-            <w:r>
-              <w:rPr>
-                <w:rFonts w:ascii="Times New Roman" w:hAnsi="Times New Roman" w:cs="Times New Roman"/>
-                <w:sz w:val="28"/>
-                <w:szCs w:val="28"/>
-              </w:rPr>
-              <w:t>3</w:t>
-            </w:r>
-          </w:p>
-        </w:tc>
-        <w:tc>
-          <w:tcPr>
-            <w:tcW w:w="4657" w:type="dxa"/>
-          </w:tcPr>
-          <w:p>
-            <w:pPr>
-              <w:spacing w:before="120" w:after="0" w:line="340" w:lineRule="exact"/>
-              <w:ind w:left="0" w:right="0"/>
-              <w:rPr>
-                <w:rFonts w:ascii="Times New Roman" w:hAnsi="Times New Roman" w:cs="Times New Roman"/>
-                <w:sz w:val="28"/>
-                <w:szCs w:val="28"/>
-              </w:rPr>
-            </w:pPr>
-            <w:r>
-              <w:rPr>
-                <w:rFonts w:ascii="Times New Roman" w:hAnsi="Times New Roman" w:cs="Times New Roman"/>
-                <w:sz w:val="28"/>
-                <w:szCs w:val="28"/>
-              </w:rPr>
-              <w:t>Bán buôn chuyên doanh khác chưa được phân vào đâu</w:t>
-            </w:r>
-          </w:p>
-          <w:p>
-            <w:pPr>
-              <w:spacing w:before="120" w:after="0" w:line="340" w:lineRule="exact"/>
-              <w:ind w:left="0" w:right="0"/>
-              <w:rPr>
-                <w:rFonts w:ascii="Times New Roman" w:hAnsi="Times New Roman" w:cs="Times New Roman"/>
-                <w:sz w:val="28"/>
-                <w:szCs w:val="28"/>
-              </w:rPr>
-            </w:pPr>
-            <w:r>
-              <w:rPr>
-                <w:rFonts w:ascii="Times New Roman" w:hAnsi="Times New Roman" w:cs="Times New Roman"/>
-                <w:sz w:val="28"/>
-                <w:szCs w:val="28"/>
-              </w:rPr>
-              <w:t>Chi tiết: Bán buôn hóa chất, dung môi, bột trám trét, các phụ gia, nguyên phụ liệu, máy móc, thiết bị dùng trong ngành sơn. (CPC 622)</w:t>
-            </w:r>
-          </w:p>
-        </w:tc>
-        <w:tc>
-          <w:tcPr>
-            <w:tcW w:w="2046" w:type="dxa"/>
-          </w:tcPr>
-          <w:p>
-            <w:pPr>
-              <w:spacing w:before="120" w:after="0" w:line="340" w:lineRule="exact"/>
-              <w:ind w:left="0" w:right="0"/>
-              <w:jc w:val="center"/>
-              <w:rPr>
-                <w:rFonts w:ascii="Times New Roman" w:hAnsi="Times New Roman" w:cs="Times New Roman"/>
-                <w:sz w:val="28"/>
-                <w:szCs w:val="28"/>
-              </w:rPr>
-            </w:pPr>
-            <w:r>
-              <w:rPr>
-                <w:rFonts w:ascii="Times New Roman" w:hAnsi="Times New Roman" w:cs="Times New Roman"/>
-                <w:sz w:val="28"/>
-                <w:szCs w:val="28"/>
-              </w:rPr>
-              <w:t>4679</w:t>
-            </w:r>
-          </w:p>
-        </w:tc>
-        <w:tc>
-          <w:tcPr>
-            <w:tcW w:w="1701" w:type="dxa"/>
-          </w:tcPr>
-          <w:p>
-            <w:pPr>
-              <w:spacing w:before="120" w:after="0" w:line="340" w:lineRule="exact"/>
-              <w:ind w:left="0" w:right="0"/>
-              <w:jc w:val="center"/>
-              <w:rPr>
-                <w:rFonts w:ascii="Times New Roman" w:eastAsia="Times New Roman" w:hAnsi="Times New Roman" w:cs="Times New Roman"/>
-                <w:sz w:val="28"/>
-                <w:szCs w:val="28"/>
-                <w:lang w:eastAsia="zh-CN"/>
-              </w:rPr>
-            </w:pPr>
-          </w:p>
-        </w:tc>
-      </w:tr>
-    </w:tbl>
-    <w:p>
-      <w:pPr>
-        <w:spacing w:after="120" w:line="240" w:lineRule="auto"/>
-        <w:ind w:left="0" w:right="0" w:firstLine="360"/>
-        <w:rPr>
-          <w:rFonts w:ascii="Times New Roman" w:hAnsi="Times New Roman"/>
-          <w:sz w:val="24"/>
-          <w:szCs w:val="24"/>
-        </w:rPr>
-      </w:pPr>
-      <w:r>
-        <w:rPr>
-          <w:rFonts w:ascii="Times New Roman" w:hAnsi="Times New Roman"/>
-          <w:sz w:val="24"/>
-          <w:szCs w:val="24"/>
-        </w:rPr>
-        <w:br/>
-      </w:r>
-    </w:p>
-    <w:p>
-      <w:pPr>
-        <w:numPr>
-          <w:ilvl w:val="0"/>
-          <w:numId w:val="3"/>
-        </w:numPr>
-        <w:ind w:right="0"/>
-        <w:contextualSpacing/>
-        <w:rPr>
-          <w:rFonts w:ascii="Times New Roman" w:eastAsia="Times New Roman" w:hAnsi="Times New Roman" w:cs="Times New Roman"/>
-          <w:sz w:val="26"/>
-        </w:rPr>
-      </w:pPr>
-      <w:r>
-        <w:rPr>
-          <w:rFonts w:ascii="Times New Roman" w:eastAsia="Times New Roman" w:hAnsi="Times New Roman" w:cs="Times New Roman"/>
-          <w:sz w:val="26"/>
-        </w:rPr>
-        <w:t>Xóa</w:t>
-      </w:r>
-      <w:r>
-        <w:rPr>
-          <w:rFonts w:ascii="Times New Roman" w:eastAsia="Times New Roman" w:hAnsi="Times New Roman" w:cs="Times New Roman"/>
-          <w:sz w:val="26"/>
-        </w:rPr>
-        <w:t xml:space="preserve"> các ngành nghề kinh doanh sau:</w:t>
-      </w:r>
-    </w:p>
-    <w:tbl>
-      <w:tblPr>
-        <w:tblW w:w="9214" w:type="dxa"/>
-        <w:tblInd w:w="108" w:type="dxa"/>
-        <w:tblBorders>
-          <w:top w:val="single" w:sz="4" w:space="0" w:color="000000"/>
-          <w:left w:val="single" w:sz="4" w:space="0" w:color="000000"/>
-          <w:bottom w:val="single" w:sz="4" w:space="0" w:color="000000"/>
-          <w:right w:val="single" w:sz="4" w:space="0" w:color="000000"/>
-          <w:insideH w:val="single" w:sz="4" w:space="0" w:color="000000"/>
-          <w:insideV w:val="single" w:sz="4" w:space="0" w:color="000000"/>
-        </w:tblBorders>
-        <w:tblLook w:val="04A0" w:firstRow="1" w:lastRow="0" w:firstColumn="1" w:lastColumn="0" w:noHBand="0" w:noVBand="1"/>
-      </w:tblPr>
-      <w:tblGrid>
-        <w:gridCol w:w="810"/>
-        <w:gridCol w:w="4657"/>
-        <w:gridCol w:w="2046"/>
-        <w:gridCol w:w="1701"/>
-      </w:tblGrid>
-      <w:tr>
-        <w:tc>
-          <w:tcPr>
-            <w:tcW w:w="810" w:type="dxa"/>
-          </w:tcPr>
-          <w:p>
-            <w:pPr>
-              <w:spacing w:before="120" w:after="0" w:line="340" w:lineRule="exact"/>
-              <w:ind w:left="0" w:right="0"/>
-              <w:jc w:val="center"/>
-              <w:rPr>
-                <w:rFonts w:ascii="Times New Roman" w:hAnsi="Times New Roman" w:cs="Times New Roman"/>
-                <w:sz w:val="28"/>
-                <w:szCs w:val="28"/>
-              </w:rPr>
-            </w:pPr>
-            <w:r>
-              <w:rPr>
-                <w:rFonts w:ascii="Times New Roman" w:hAnsi="Times New Roman" w:cs="Times New Roman"/>
-                <w:sz w:val="28"/>
-                <w:szCs w:val="28"/>
-              </w:rPr>
-              <w:t>STT</w:t>
-            </w:r>
-          </w:p>
-        </w:tc>
-        <w:tc>
-          <w:tcPr>
-            <w:tcW w:w="4657" w:type="dxa"/>
-          </w:tcPr>
-          <w:p>
-            <w:pPr>
-              <w:spacing w:before="120" w:after="0" w:line="340" w:lineRule="exact"/>
-              <w:ind w:left="0" w:right="0"/>
-              <w:jc w:val="center"/>
-              <w:rPr>
-                <w:rFonts w:ascii="Times New Roman" w:hAnsi="Times New Roman" w:cs="Times New Roman"/>
-                <w:sz w:val="28"/>
-                <w:szCs w:val="28"/>
-              </w:rPr>
-            </w:pPr>
-            <w:r>
-              <w:rPr>
-                <w:rFonts w:ascii="Times New Roman" w:hAnsi="Times New Roman" w:cs="Times New Roman"/>
-                <w:sz w:val="28"/>
-                <w:szCs w:val="28"/>
-              </w:rPr>
-              <w:t xml:space="preserve">Tên ngành, nghề kinh doanh </w:t>
-            </w:r>
-          </w:p>
-          <w:p>
-            <w:pPr>
-              <w:spacing w:before="120" w:after="0" w:line="340" w:lineRule="exact"/>
-              <w:ind w:left="0" w:right="0"/>
-              <w:jc w:val="center"/>
-              <w:rPr>
-                <w:rFonts w:ascii="Times New Roman" w:hAnsi="Times New Roman" w:cs="Times New Roman"/>
-                <w:sz w:val="28"/>
-                <w:szCs w:val="28"/>
-              </w:rPr>
-            </w:pPr>
-            <w:r>
-              <w:rPr>
-                <w:rFonts w:ascii="Times New Roman" w:hAnsi="Times New Roman" w:cs="Times New Roman"/>
-                <w:sz w:val="28"/>
-                <w:szCs w:val="28"/>
-              </w:rPr>
-              <w:t>được bỏ khỏi danh sách đã đăng ký</w:t>
-            </w:r>
-          </w:p>
-        </w:tc>
-        <w:tc>
-          <w:tcPr>
-            <w:tcW w:w="2046" w:type="dxa"/>
-          </w:tcPr>
-          <w:p>
-            <w:pPr>
-              <w:spacing w:before="120" w:after="0" w:line="340" w:lineRule="exact"/>
-              <w:ind w:left="0" w:right="0"/>
-              <w:jc w:val="center"/>
-              <w:rPr>
-                <w:rFonts w:ascii="Times New Roman" w:hAnsi="Times New Roman" w:cs="Times New Roman"/>
-                <w:sz w:val="28"/>
-                <w:szCs w:val="28"/>
-              </w:rPr>
-            </w:pPr>
-            <w:r>
-              <w:rPr>
-                <w:rFonts w:ascii="Times New Roman" w:hAnsi="Times New Roman" w:cs="Times New Roman"/>
-                <w:sz w:val="28"/>
-                <w:szCs w:val="28"/>
-              </w:rPr>
-              <w:t>Mã ngành</w:t>
-            </w:r>
-          </w:p>
-        </w:tc>
-        <w:tc>
-          <w:tcPr>
-            <w:tcW w:w="1701" w:type="dxa"/>
-          </w:tcPr>
-          <w:p>
-            <w:pPr>
-              <w:spacing w:before="120" w:after="0" w:line="340" w:lineRule="exact"/>
-              <w:ind w:left="0" w:right="0"/>
-              <w:jc w:val="center"/>
-              <w:rPr>
-                <w:rFonts w:ascii="Times New Roman" w:hAnsi="Times New Roman" w:cs="Times New Roman"/>
-                <w:sz w:val="28"/>
-                <w:szCs w:val="28"/>
-              </w:rPr>
-            </w:pPr>
-            <w:r>
-              <w:rPr>
-                <w:rFonts w:ascii="Times New Roman" w:eastAsia="Times New Roman" w:hAnsi="Times New Roman" w:cs="Times New Roman"/>
-                <w:sz w:val="28"/>
-                <w:szCs w:val="28"/>
-                <w:lang w:eastAsia="zh-CN"/>
-              </w:rPr>
-              <w:t>Ghi chú</w:t>
-            </w:r>
-          </w:p>
-        </w:tc>
-      </w:tr>
-      <w:tr>
-        <w:tc>
-          <w:tcPr>
-            <w:tcW w:w="810" w:type="dxa"/>
-          </w:tcPr>
-          <w:p>
-            <w:pPr>
-              <w:spacing w:before="120" w:after="0" w:line="340" w:lineRule="exact"/>
-              <w:ind w:left="0" w:right="0"/>
-              <w:jc w:val="both"/>
-              <w:rPr>
-                <w:rFonts w:ascii="Times New Roman" w:hAnsi="Times New Roman" w:cs="Times New Roman"/>
-                <w:sz w:val="28"/>
-                <w:szCs w:val="28"/>
-              </w:rPr>
-            </w:pPr>
-            <w:r>
-              <w:rPr>
-                <w:rFonts w:ascii="Times New Roman" w:hAnsi="Times New Roman" w:cs="Times New Roman"/>
-                <w:sz w:val="28"/>
-                <w:szCs w:val="28"/>
-              </w:rPr>
-              <w:t>1</w:t>
-            </w:r>
-          </w:p>
-        </w:tc>
-        <w:tc>
-          <w:tcPr>
-            <w:tcW w:w="4657" w:type="dxa"/>
-          </w:tcPr>
-          <w:p>
-            <w:pPr>
-              <w:spacing w:after="0" w:line="240" w:lineRule="auto"/>
-              <w:ind w:left="0" w:right="0"/>
-              <w:rPr>
-                <w:rFonts w:ascii="Times New Roman" w:eastAsia="Times New Roman" w:hAnsi="Times New Roman" w:cs="Times New Roman"/>
-                <w:sz w:val="24"/>
-                <w:szCs w:val="24"/>
-              </w:rPr>
-            </w:pPr>
-            <w:r>
-              <w:rPr>
-                <w:rFonts w:ascii="Times New Roman" w:eastAsia="Times New Roman" w:hAnsi="Times New Roman" w:cs="Times New Roman"/>
-                <w:sz w:val="24"/>
-                <w:szCs w:val="24"/>
-              </w:rPr>
-              <w:t>Bán buôn vật liệu, thiết bị lắp đặt khác trong xây dựng</w:t>
-            </w:r>
-          </w:p>
-          <w:p>
-            <w:pPr>
-              <w:spacing w:after="0" w:line="240" w:lineRule="auto"/>
-              <w:ind w:left="0" w:right="0"/>
-              <w:rPr>
-                <w:rFonts w:ascii="Times New Roman" w:hAnsi="Times New Roman" w:cs="Times New Roman"/>
-                <w:sz w:val="24"/>
-                <w:szCs w:val="24"/>
-              </w:rPr>
-            </w:pPr>
-            <w:r>
-              <w:rPr>
-                <w:rFonts w:ascii="Times New Roman" w:hAnsi="Times New Roman" w:cs="Times New Roman"/>
-                <w:sz w:val="24"/>
-                <w:szCs w:val="24"/>
-              </w:rPr>
-              <w:t>Chi tiết: Bán buôn các sản phẩm sơn, nguyên liệu, thiết bị ngành sơn (CPC 622)</w:t>
-            </w:r>
-          </w:p>
-        </w:tc>
-        <w:tc>
-          <w:tcPr>
-            <w:tcW w:w="2046" w:type="dxa"/>
-          </w:tcPr>
-          <w:p>
-            <w:pPr>
-              <w:spacing w:before="120" w:after="0" w:line="340" w:lineRule="exact"/>
-              <w:ind w:left="0" w:right="0"/>
-              <w:jc w:val="both"/>
-              <w:rPr>
-                <w:rFonts w:ascii="Times New Roman" w:hAnsi="Times New Roman" w:cs="Times New Roman"/>
-                <w:sz w:val="24"/>
-                <w:szCs w:val="24"/>
-              </w:rPr>
-            </w:pPr>
-            <w:r>
-              <w:rPr>
-                <w:rFonts w:ascii="Times New Roman" w:hAnsi="Times New Roman" w:cs="Times New Roman"/>
-                <w:sz w:val="24"/>
-                <w:szCs w:val="24"/>
-              </w:rPr>
-              <w:t>4663</w:t>
-            </w:r>
-          </w:p>
-        </w:tc>
-        <w:tc>
-          <w:tcPr>
-            <w:tcW w:w="1701" w:type="dxa"/>
-          </w:tcPr>
-          <w:p>
-            <w:pPr>
-              <w:spacing w:before="120" w:after="0" w:line="340" w:lineRule="exact"/>
-              <w:ind w:left="0" w:right="0"/>
-              <w:jc w:val="both"/>
-              <w:rPr>
-                <w:rFonts w:ascii="Times New Roman" w:hAnsi="Times New Roman" w:cs="Times New Roman"/>
-                <w:sz w:val="28"/>
-                <w:szCs w:val="28"/>
-              </w:rPr>
-            </w:pPr>
-          </w:p>
-        </w:tc>
-      </w:tr>
-      <w:tr>
-        <w:tc>
-          <w:tcPr>
-            <w:tcW w:w="810" w:type="dxa"/>
-          </w:tcPr>
-          <w:p>
-            <w:pPr>
-              <w:spacing w:before="120" w:after="0" w:line="340" w:lineRule="exact"/>
-              <w:ind w:left="0" w:right="0"/>
-              <w:jc w:val="both"/>
-              <w:rPr>
-                <w:rFonts w:ascii="Times New Roman" w:hAnsi="Times New Roman" w:cs="Times New Roman"/>
-                <w:sz w:val="28"/>
-                <w:szCs w:val="28"/>
-              </w:rPr>
-            </w:pPr>
-            <w:r>
-              <w:rPr>
-                <w:rFonts w:ascii="Times New Roman" w:hAnsi="Times New Roman" w:cs="Times New Roman"/>
-                <w:sz w:val="28"/>
-                <w:szCs w:val="28"/>
-              </w:rPr>
-              <w:t>2</w:t>
-            </w:r>
-          </w:p>
-        </w:tc>
-        <w:tc>
-          <w:tcPr>
-            <w:tcW w:w="4657" w:type="dxa"/>
-          </w:tcPr>
-          <w:p>
-            <w:pPr>
-              <w:spacing w:after="0" w:line="240" w:lineRule="auto"/>
-              <w:ind w:left="0" w:right="0"/>
-              <w:rPr>
-                <w:rFonts w:ascii="Times New Roman" w:eastAsia="Times New Roman" w:hAnsi="Times New Roman" w:cs="Times New Roman"/>
-                <w:sz w:val="24"/>
-                <w:szCs w:val="24"/>
-              </w:rPr>
-            </w:pPr>
-            <w:r>
-              <w:rPr>
-                <w:rFonts w:ascii="Times New Roman" w:eastAsia="Times New Roman" w:hAnsi="Times New Roman" w:cs="Times New Roman"/>
-                <w:sz w:val="24"/>
-                <w:szCs w:val="24"/>
-              </w:rPr>
-              <w:t>Bán buôn chuyên doanh khác chưa được phân vào đâu</w:t>
-            </w:r>
-          </w:p>
-          <w:p>
-            <w:pPr>
-              <w:spacing w:after="0" w:line="240" w:lineRule="auto"/>
-              <w:ind w:left="0" w:right="0"/>
-              <w:rPr>
-                <w:rFonts w:ascii="Times New Roman" w:eastAsia="Times New Roman" w:hAnsi="Times New Roman" w:cs="Times New Roman"/>
-                <w:sz w:val="24"/>
-                <w:szCs w:val="24"/>
-              </w:rPr>
-            </w:pPr>
-            <w:r>
-              <w:rPr>
-                <w:rFonts w:ascii="Times New Roman" w:eastAsia="Times New Roman" w:hAnsi="Times New Roman" w:cs="Times New Roman"/>
-                <w:sz w:val="24"/>
-                <w:szCs w:val="24"/>
-              </w:rPr>
-              <w:t>Chi tiết: Bán buôn hóa chất, dung môi, bột trám trét, các phụ gia, nguyên phụ liệu, máy móc, thiết bị dùng trong ngành sơn. (CPC 622)</w:t>
-            </w:r>
-          </w:p>
-        </w:tc>
-        <w:tc>
-          <w:tcPr>
-            <w:tcW w:w="2046" w:type="dxa"/>
-          </w:tcPr>
-          <w:p>
-            <w:pPr>
-              <w:spacing w:before="120" w:after="0" w:line="340" w:lineRule="exact"/>
-              <w:ind w:left="0" w:right="0"/>
-              <w:jc w:val="both"/>
-              <w:rPr>
-                <w:rFonts w:ascii="Times New Roman" w:hAnsi="Times New Roman" w:cs="Times New Roman"/>
-                <w:sz w:val="24"/>
-                <w:szCs w:val="24"/>
-              </w:rPr>
-            </w:pPr>
-            <w:r>
-              <w:rPr>
-                <w:rFonts w:ascii="Times New Roman" w:hAnsi="Times New Roman" w:cs="Times New Roman"/>
-                <w:sz w:val="24"/>
-                <w:szCs w:val="24"/>
-              </w:rPr>
-              <w:t>4669</w:t>
-            </w:r>
-          </w:p>
-        </w:tc>
-        <w:tc>
-          <w:tcPr>
-            <w:tcW w:w="1701" w:type="dxa"/>
-          </w:tcPr>
-          <w:p>
-            <w:pPr>
-              <w:spacing w:before="120" w:after="0" w:line="340" w:lineRule="exact"/>
-              <w:ind w:left="0" w:right="0"/>
-              <w:jc w:val="both"/>
-              <w:rPr>
-                <w:rFonts w:ascii="Times New Roman" w:hAnsi="Times New Roman" w:cs="Times New Roman"/>
-                <w:sz w:val="28"/>
-                <w:szCs w:val="28"/>
-              </w:rPr>
-            </w:pPr>
-          </w:p>
-        </w:tc>
-      </w:tr>
-      <w:tr>
-        <w:tc>
-          <w:tcPr>
-            <w:tcW w:w="810" w:type="dxa"/>
-          </w:tcPr>
-          <w:p>
-            <w:pPr>
-              <w:spacing w:before="120" w:after="0" w:line="340" w:lineRule="exact"/>
-              <w:ind w:left="0" w:right="0"/>
-              <w:jc w:val="both"/>
-              <w:rPr>
-                <w:rFonts w:ascii="Times New Roman" w:hAnsi="Times New Roman" w:cs="Times New Roman"/>
-                <w:sz w:val="28"/>
-                <w:szCs w:val="28"/>
-              </w:rPr>
-            </w:pPr>
-            <w:r>
-              <w:rPr>
-                <w:rFonts w:ascii="Times New Roman" w:hAnsi="Times New Roman" w:cs="Times New Roman"/>
-                <w:sz w:val="28"/>
-                <w:szCs w:val="28"/>
-              </w:rPr>
-              <w:t>3</w:t>
-            </w:r>
-          </w:p>
-        </w:tc>
-        <w:tc>
-          <w:tcPr>
-            <w:tcW w:w="4657" w:type="dxa"/>
-          </w:tcPr>
-          <w:p>
-            <w:pPr>
-              <w:spacing w:after="0" w:line="240" w:lineRule="auto"/>
-              <w:ind w:left="0" w:right="0"/>
-              <w:rPr>
-                <w:rFonts w:ascii="Times New Roman" w:eastAsia="Times New Roman" w:hAnsi="Times New Roman" w:cs="Times New Roman"/>
-                <w:sz w:val="24"/>
-                <w:szCs w:val="24"/>
-              </w:rPr>
-            </w:pPr>
-            <w:r>
-              <w:rPr>
-                <w:rFonts w:ascii="Times New Roman" w:eastAsia="Times New Roman" w:hAnsi="Times New Roman" w:cs="Times New Roman"/>
-                <w:sz w:val="24"/>
-                <w:szCs w:val="24"/>
-              </w:rPr>
-              <w:t>Bán lẻ thiết bị gia đình khác lưu động hoặc tại chợ</w:t>
-            </w:r>
-          </w:p>
-          <w:p>
-            <w:pPr>
-              <w:spacing w:after="0" w:line="240" w:lineRule="auto"/>
-              <w:ind w:left="0" w:right="0"/>
-              <w:rPr>
-                <w:rFonts w:ascii="Times New Roman" w:eastAsia="Times New Roman" w:hAnsi="Times New Roman" w:cs="Times New Roman"/>
-                <w:sz w:val="24"/>
-                <w:szCs w:val="24"/>
-              </w:rPr>
-            </w:pPr>
-            <w:r>
-              <w:rPr>
-                <w:rFonts w:ascii="Times New Roman" w:eastAsia="Times New Roman" w:hAnsi="Times New Roman" w:cs="Times New Roman"/>
-                <w:sz w:val="24"/>
-                <w:szCs w:val="24"/>
-              </w:rPr>
-              <w:t xml:space="preserve">Chi tiết: Thực hiện quyền phân phối bán lẻ các hàng hóa không thuộc danh mục hàng hóa không được phân phối theo quy định của </w:t>
-            </w:r>
-            <w:r>
-              <w:rPr>
-                <w:rFonts w:ascii="Times New Roman" w:eastAsia="Times New Roman" w:hAnsi="Times New Roman" w:cs="Times New Roman"/>
-                <w:sz w:val="24"/>
-                <w:szCs w:val="24"/>
-              </w:rPr>
-              <w:lastRenderedPageBreak/>
-              <w:t>pháp luật Việt Nam hoặc không thuộc diện hạn chế theo cam kết quốc tế trong các điều ước quốc tế mà Việt Nam là thành viên</w:t>
-            </w:r>
-          </w:p>
-          <w:p>
-            <w:pPr>
-              <w:spacing w:after="0" w:line="240" w:lineRule="auto"/>
-              <w:ind w:left="0" w:right="0"/>
-              <w:rPr>
-                <w:rFonts w:ascii="Times New Roman" w:eastAsia="Times New Roman" w:hAnsi="Times New Roman" w:cs="Times New Roman"/>
-                <w:sz w:val="24"/>
-                <w:szCs w:val="24"/>
-              </w:rPr>
-            </w:pPr>
-            <w:r>
-              <w:rPr>
-                <w:rFonts w:ascii="Times New Roman" w:eastAsia="Times New Roman" w:hAnsi="Times New Roman" w:cs="Times New Roman"/>
-                <w:sz w:val="24"/>
-                <w:szCs w:val="24"/>
-              </w:rPr>
-              <w:t>(CPC 632)</w:t>
-            </w:r>
-          </w:p>
-        </w:tc>
-        <w:tc>
-          <w:tcPr>
-            <w:tcW w:w="2046" w:type="dxa"/>
-          </w:tcPr>
-          <w:p>
-            <w:pPr>
-              <w:spacing w:before="120" w:after="0" w:line="340" w:lineRule="exact"/>
-              <w:ind w:left="0" w:right="0"/>
-              <w:jc w:val="both"/>
-              <w:rPr>
-                <w:rFonts w:ascii="Times New Roman" w:hAnsi="Times New Roman" w:cs="Times New Roman"/>
-                <w:sz w:val="24"/>
-                <w:szCs w:val="24"/>
-              </w:rPr>
-            </w:pPr>
-            <w:r>
-              <w:rPr>
-                <w:rFonts w:ascii="Times New Roman" w:hAnsi="Times New Roman" w:cs="Times New Roman"/>
-                <w:sz w:val="24"/>
-                <w:szCs w:val="24"/>
-              </w:rPr>
-              <w:lastRenderedPageBreak/>
-              <w:t>4784</w:t>
-            </w:r>
-          </w:p>
-        </w:tc>
-        <w:tc>
-          <w:tcPr>
-            <w:tcW w:w="1701" w:type="dxa"/>
-          </w:tcPr>
-          <w:p>
-            <w:pPr>
-              <w:spacing w:before="120" w:after="0" w:line="340" w:lineRule="exact"/>
-              <w:ind w:left="0" w:right="0"/>
-              <w:jc w:val="both"/>
-              <w:rPr>
-                <w:rFonts w:ascii="Times New Roman" w:hAnsi="Times New Roman" w:cs="Times New Roman"/>
-                <w:sz w:val="28"/>
-                <w:szCs w:val="28"/>
-              </w:rPr>
-            </w:pPr>
-          </w:p>
-        </w:tc>
-      </w:tr>
-    </w:tbl>
-    <w:p>
-      <w:pPr>
-        <w:ind w:left="720" w:right="0"/>
-        <w:contextualSpacing/>
-        <w:rPr>
-          <w:rFonts w:ascii="Times New Roman" w:hAnsi="Times New Roman"/>
-          <w:sz w:val="24"/>
-          <w:szCs w:val="24"/>
-        </w:rPr>
-      </w:pPr>
-    </w:p>
-    <w:p>
-      <w:pPr>
-        <w:pStyle w:val="ListParagraph"/>
-        <w:numPr>
-          <w:ilvl w:val="0"/>
-          <w:numId w:val="3"/>
-        </w:numPr>
-        <w:ind w:right="0"/>
-        <w:rPr>
-          <w:rFonts w:ascii="Times New Roman" w:eastAsia="Times New Roman" w:hAnsi="Times New Roman"/>
-          <w:sz w:val="26"/>
-        </w:rPr>
-      </w:pPr>
-      <w:r>
-        <w:rPr>
-          <w:rFonts w:ascii="Times New Roman" w:eastAsia="Times New Roman" w:hAnsi="Times New Roman"/>
-          <w:sz w:val="26"/>
-        </w:rPr>
-        <w:t>Cập nhật các ngành nghề sau:</w:t>
-      </w:r>
-    </w:p>
-    <w:tbl>
-      <w:tblPr>
-        <w:tblW w:w="9214" w:type="dxa"/>
-        <w:tblInd w:w="108" w:type="dxa"/>
-        <w:tblBorders>
-          <w:top w:val="single" w:sz="4" w:space="0" w:color="000000"/>
-          <w:left w:val="single" w:sz="4" w:space="0" w:color="000000"/>
-          <w:bottom w:val="single" w:sz="4" w:space="0" w:color="000000"/>
-          <w:right w:val="single" w:sz="4" w:space="0" w:color="000000"/>
-          <w:insideH w:val="single" w:sz="4" w:space="0" w:color="000000"/>
-          <w:insideV w:val="single" w:sz="4" w:space="0" w:color="000000"/>
-        </w:tblBorders>
-        <w:tblLook w:val="04A0" w:firstRow="1" w:lastRow="0" w:firstColumn="1" w:lastColumn="0" w:noHBand="0" w:noVBand="1"/>
-      </w:tblPr>
-      <w:tblGrid>
-        <w:gridCol w:w="810"/>
-        <w:gridCol w:w="4657"/>
-        <w:gridCol w:w="2046"/>
-        <w:gridCol w:w="1701"/>
-      </w:tblGrid>
-      <w:tr>
-        <w:tc>
-          <w:tcPr>
-            <w:tcW w:w="810" w:type="dxa"/>
-          </w:tcPr>
-          <w:p>
-            <w:pPr>
-              <w:spacing w:before="120" w:after="0" w:line="340" w:lineRule="exact"/>
-              <w:ind w:left="0" w:right="0"/>
-              <w:jc w:val="center"/>
-              <w:rPr>
-                <w:rFonts w:ascii="Times New Roman" w:hAnsi="Times New Roman" w:cs="Times New Roman"/>
-                <w:sz w:val="28"/>
-                <w:szCs w:val="28"/>
-              </w:rPr>
-            </w:pPr>
-            <w:r>
-              <w:rPr>
-                <w:rFonts w:ascii="Times New Roman" w:hAnsi="Times New Roman" w:cs="Times New Roman"/>
-                <w:sz w:val="28"/>
-                <w:szCs w:val="28"/>
-              </w:rPr>
-              <w:t>STT</w:t>
-            </w:r>
-          </w:p>
-        </w:tc>
-        <w:tc>
-          <w:tcPr>
-            <w:tcW w:w="4657" w:type="dxa"/>
-          </w:tcPr>
-          <w:p>
-            <w:pPr>
-              <w:spacing w:before="120" w:after="0" w:line="340" w:lineRule="exact"/>
-              <w:ind w:left="0" w:right="0"/>
-              <w:jc w:val="center"/>
-              <w:rPr>
-                <w:rFonts w:ascii="Times New Roman" w:hAnsi="Times New Roman" w:cs="Times New Roman"/>
-                <w:sz w:val="28"/>
-                <w:szCs w:val="28"/>
-              </w:rPr>
-            </w:pPr>
-            <w:r>
-              <w:rPr>
-                <w:rFonts w:ascii="Times New Roman" w:hAnsi="Times New Roman" w:cs="Times New Roman"/>
-                <w:sz w:val="28"/>
-                <w:szCs w:val="28"/>
-              </w:rPr>
-              <w:t xml:space="preserve">Tên ngành, nghề kinh doanh </w:t>
-            </w:r>
-          </w:p>
-          <w:p>
-            <w:pPr>
-              <w:spacing w:before="120" w:after="0" w:line="340" w:lineRule="exact"/>
-              <w:ind w:left="0" w:right="0"/>
-              <w:jc w:val="center"/>
-              <w:rPr>
-                <w:rFonts w:ascii="Times New Roman" w:hAnsi="Times New Roman" w:cs="Times New Roman"/>
-                <w:sz w:val="28"/>
-                <w:szCs w:val="28"/>
-              </w:rPr>
-            </w:pPr>
-            <w:r>
-              <w:rPr>
-                <w:rFonts w:ascii="Times New Roman" w:hAnsi="Times New Roman" w:cs="Times New Roman"/>
-                <w:sz w:val="28"/>
-                <w:szCs w:val="28"/>
-              </w:rPr>
-              <w:t xml:space="preserve">được </w:t>
-            </w:r>
-            <w:r>
-              <w:rPr>
-                <w:rFonts w:ascii="Times New Roman" w:hAnsi="Times New Roman" w:cs="Times New Roman"/>
-                <w:sz w:val="28"/>
-                <w:szCs w:val="28"/>
-              </w:rPr>
-              <w:t>cập nhật</w:t>
-            </w:r>
-          </w:p>
-        </w:tc>
-        <w:tc>
-          <w:tcPr>
-            <w:tcW w:w="2046" w:type="dxa"/>
-          </w:tcPr>
-          <w:p>
-            <w:pPr>
-              <w:spacing w:before="120" w:after="0" w:line="340" w:lineRule="exact"/>
-              <w:ind w:left="0" w:right="0"/>
-              <w:jc w:val="center"/>
-              <w:rPr>
-                <w:rFonts w:ascii="Times New Roman" w:hAnsi="Times New Roman" w:cs="Times New Roman"/>
-                <w:sz w:val="28"/>
-                <w:szCs w:val="28"/>
-              </w:rPr>
-            </w:pPr>
-            <w:r>
-              <w:rPr>
-                <w:rFonts w:ascii="Times New Roman" w:hAnsi="Times New Roman" w:cs="Times New Roman"/>
-                <w:sz w:val="28"/>
-                <w:szCs w:val="28"/>
-              </w:rPr>
-              <w:t>Mã ngành</w:t>
-            </w:r>
-          </w:p>
-        </w:tc>
-        <w:tc>
-          <w:tcPr>
-            <w:tcW w:w="1701" w:type="dxa"/>
-          </w:tcPr>
-          <w:p>
-            <w:pPr>
-              <w:spacing w:before="120" w:after="0" w:line="340" w:lineRule="exact"/>
-              <w:ind w:left="0" w:right="0"/>
-              <w:jc w:val="center"/>
-              <w:rPr>
-                <w:rFonts w:ascii="Times New Roman" w:hAnsi="Times New Roman" w:cs="Times New Roman"/>
-                <w:sz w:val="28"/>
-                <w:szCs w:val="28"/>
-              </w:rPr>
-            </w:pPr>
-            <w:r>
-              <w:rPr>
-                <w:rFonts w:ascii="Times New Roman" w:eastAsia="Times New Roman" w:hAnsi="Times New Roman" w:cs="Times New Roman"/>
-                <w:sz w:val="28"/>
-                <w:szCs w:val="28"/>
-                <w:lang w:eastAsia="zh-CN"/>
-              </w:rPr>
-              <w:t>Ngành, nghề kinh doanh chính</w:t>
-            </w:r>
-          </w:p>
-        </w:tc>
-      </w:tr>
-      <w:tr>
-        <w:tc>
-          <w:tcPr>
-            <w:tcW w:w="810" w:type="dxa"/>
-          </w:tcPr>
-          <w:p>
-            <w:pPr>
-              <w:spacing w:before="120" w:after="0" w:line="340" w:lineRule="exact"/>
-              <w:ind w:left="0" w:right="0"/>
-              <w:jc w:val="both"/>
-              <w:rPr>
-                <w:rFonts w:ascii="Times New Roman" w:hAnsi="Times New Roman" w:cs="Times New Roman"/>
-                <w:sz w:val="28"/>
-                <w:szCs w:val="28"/>
-              </w:rPr>
-            </w:pPr>
-            <w:r>
-              <w:rPr>
-                <w:rFonts w:ascii="Times New Roman" w:hAnsi="Times New Roman" w:cs="Times New Roman"/>
-                <w:sz w:val="28"/>
-                <w:szCs w:val="28"/>
-              </w:rPr>
-              <w:t>1</w:t>
-            </w:r>
-          </w:p>
-        </w:tc>
-        <w:tc>
-          <w:tcPr>
-            <w:tcW w:w="4657" w:type="dxa"/>
-          </w:tcPr>
-          <w:p>
-            <w:pPr>
-              <w:spacing w:after="0" w:line="240" w:lineRule="auto"/>
-              <w:ind w:left="0" w:right="0"/>
-              <w:rPr>
-                <w:rFonts w:ascii="Times New Roman" w:eastAsia="Times New Roman" w:hAnsi="Times New Roman" w:cs="Times New Roman"/>
-                <w:sz w:val="24"/>
-                <w:szCs w:val="24"/>
-              </w:rPr>
-            </w:pPr>
-            <w:r>
-              <w:rPr>
-                <w:rFonts w:ascii="Times New Roman" w:eastAsia="Times New Roman" w:hAnsi="Times New Roman" w:cs="Times New Roman"/>
-                <w:sz w:val="24"/>
-                <w:szCs w:val="24"/>
-              </w:rPr>
-              <w:t>Hoạt động tư vấn quản lý kinh doanh và hoạt động tư vấn quản lý khác</w:t>
-            </w:r>
-          </w:p>
-          <w:p>
-            <w:pPr>
-              <w:spacing w:after="0" w:line="240" w:lineRule="auto"/>
-              <w:ind w:left="0" w:right="0"/>
-              <w:rPr>
-                <w:rFonts w:ascii="Times New Roman" w:hAnsi="Times New Roman" w:cs="Times New Roman"/>
-                <w:sz w:val="24"/>
-                <w:szCs w:val="24"/>
-              </w:rPr>
-            </w:pPr>
-            <w:r>
-              <w:rPr>
-                <w:rFonts w:ascii="Times New Roman" w:hAnsi="Times New Roman" w:cs="Times New Roman"/>
-                <w:sz w:val="24"/>
-                <w:szCs w:val="24"/>
-              </w:rPr>
-              <w:t>Chi tiết: Dịch vụ tư vấn quản lý:</w:t>
-            </w:r>
-          </w:p>
-          <w:p>
-            <w:pPr>
-              <w:spacing w:after="0" w:line="240" w:lineRule="auto"/>
-              <w:ind w:left="0" w:right="0"/>
-              <w:rPr>
-                <w:rFonts w:ascii="Times New Roman" w:hAnsi="Times New Roman" w:cs="Times New Roman"/>
-                <w:sz w:val="24"/>
-                <w:szCs w:val="24"/>
-              </w:rPr>
-            </w:pPr>
-            <w:r>
-              <w:rPr>
-                <w:rFonts w:ascii="Times New Roman" w:hAnsi="Times New Roman" w:cs="Times New Roman"/>
-                <w:sz w:val="24"/>
-                <w:szCs w:val="24"/>
-              </w:rPr>
-              <w:t>+ Dịch vụ tư vấn quản lý chung;</w:t>
-            </w:r>
-          </w:p>
-          <w:p>
-            <w:pPr>
-              <w:spacing w:after="0" w:line="240" w:lineRule="auto"/>
-              <w:ind w:left="0" w:right="0"/>
-              <w:rPr>
-                <w:rFonts w:ascii="Times New Roman" w:hAnsi="Times New Roman" w:cs="Times New Roman"/>
-                <w:sz w:val="24"/>
-                <w:szCs w:val="24"/>
-              </w:rPr>
-            </w:pPr>
-            <w:r>
-              <w:rPr>
-                <w:rFonts w:ascii="Times New Roman" w:hAnsi="Times New Roman" w:cs="Times New Roman"/>
-                <w:sz w:val="24"/>
-                <w:szCs w:val="24"/>
-              </w:rPr>
-              <w:t>+ Dịch vụ tư vấn quản lý tài chính (trừ thuế kinh doanh);</w:t>
-            </w:r>
-          </w:p>
-          <w:p>
-            <w:pPr>
-              <w:spacing w:after="0" w:line="240" w:lineRule="auto"/>
-              <w:ind w:left="0" w:right="0"/>
-              <w:rPr>
-                <w:rFonts w:ascii="Times New Roman" w:hAnsi="Times New Roman" w:cs="Times New Roman"/>
-                <w:sz w:val="24"/>
-                <w:szCs w:val="24"/>
-              </w:rPr>
-            </w:pPr>
-            <w:r>
-              <w:rPr>
-                <w:rFonts w:ascii="Times New Roman" w:hAnsi="Times New Roman" w:cs="Times New Roman"/>
-                <w:sz w:val="24"/>
-                <w:szCs w:val="24"/>
-              </w:rPr>
-              <w:t>+ Dịch vụ tư vấn quản lý marketing;</w:t>
-            </w:r>
-          </w:p>
-          <w:p>
-            <w:pPr>
-              <w:spacing w:after="0" w:line="240" w:lineRule="auto"/>
-              <w:ind w:left="0" w:right="0"/>
-              <w:rPr>
-                <w:rFonts w:ascii="Times New Roman" w:hAnsi="Times New Roman" w:cs="Times New Roman"/>
-                <w:sz w:val="24"/>
-                <w:szCs w:val="24"/>
-              </w:rPr>
-            </w:pPr>
-            <w:r>
-              <w:rPr>
-                <w:rFonts w:ascii="Times New Roman" w:hAnsi="Times New Roman" w:cs="Times New Roman"/>
-                <w:sz w:val="24"/>
-                <w:szCs w:val="24"/>
-              </w:rPr>
-              <w:t>+ Dịch vụ tư vấn quản lý nguồn nhân lực;</w:t>
-            </w:r>
-          </w:p>
-          <w:p>
-            <w:pPr>
-              <w:spacing w:after="0" w:line="240" w:lineRule="auto"/>
-              <w:ind w:left="0" w:right="0"/>
-              <w:rPr>
-                <w:rFonts w:ascii="Times New Roman" w:hAnsi="Times New Roman" w:cs="Times New Roman"/>
-                <w:sz w:val="24"/>
-                <w:szCs w:val="24"/>
-              </w:rPr>
-            </w:pPr>
-            <w:r>
-              <w:rPr>
-                <w:rFonts w:ascii="Times New Roman" w:hAnsi="Times New Roman" w:cs="Times New Roman"/>
-                <w:sz w:val="24"/>
-                <w:szCs w:val="24"/>
-              </w:rPr>
-              <w:t>+ Dịch vụ tư vấn quản lý sản xuất;</w:t>
-            </w:r>
-          </w:p>
-          <w:p>
-            <w:pPr>
-              <w:spacing w:after="0" w:line="240" w:lineRule="auto"/>
-              <w:ind w:left="0" w:right="0"/>
-              <w:rPr>
-                <w:rFonts w:ascii="Times New Roman" w:hAnsi="Times New Roman" w:cs="Times New Roman"/>
-                <w:sz w:val="24"/>
-                <w:szCs w:val="24"/>
-              </w:rPr>
-            </w:pPr>
-            <w:r>
-              <w:rPr>
-                <w:rFonts w:ascii="Times New Roman" w:hAnsi="Times New Roman" w:cs="Times New Roman"/>
-                <w:sz w:val="24"/>
-                <w:szCs w:val="24"/>
-              </w:rPr>
-              <w:t>+ Dịch vụ quan hệ cộng đồng (CPC 865)</w:t>
-            </w:r>
-          </w:p>
-        </w:tc>
-        <w:tc>
-          <w:tcPr>
-            <w:tcW w:w="2046" w:type="dxa"/>
-          </w:tcPr>
-          <w:p>
-            <w:pPr>
-              <w:spacing w:before="120" w:after="0" w:line="340" w:lineRule="exact"/>
-              <w:ind w:left="0" w:right="0"/>
-              <w:jc w:val="both"/>
-              <w:rPr>
-                <w:rFonts w:ascii="Times New Roman" w:hAnsi="Times New Roman" w:cs="Times New Roman"/>
-                <w:sz w:val="24"/>
-                <w:szCs w:val="24"/>
-              </w:rPr>
-            </w:pPr>
-            <w:r>
-              <w:rPr>
-                <w:rFonts w:ascii="Times New Roman" w:hAnsi="Times New Roman" w:cs="Times New Roman"/>
-                <w:sz w:val="24"/>
-                <w:szCs w:val="24"/>
-              </w:rPr>
-              <w:t>7020</w:t>
-            </w:r>
-          </w:p>
-        </w:tc>
-        <w:tc>
-          <w:tcPr>
-            <w:tcW w:w="1701" w:type="dxa"/>
-          </w:tcPr>
-          <w:p>
-            <w:pPr>
-              <w:spacing w:before="120" w:after="0" w:line="340" w:lineRule="exact"/>
-              <w:ind w:left="0" w:right="0"/>
-              <w:jc w:val="both"/>
-              <w:rPr>
-                <w:rFonts w:ascii="Times New Roman" w:hAnsi="Times New Roman" w:cs="Times New Roman"/>
-                <w:sz w:val="28"/>
-                <w:szCs w:val="28"/>
-              </w:rPr>
-            </w:pPr>
-            <w:r>
-              <w:rPr>
-                <w:rFonts w:ascii="Times New Roman" w:hAnsi="Times New Roman" w:cs="Times New Roman"/>
-                <w:sz w:val="28"/>
-                <w:szCs w:val="28"/>
-              </w:rPr>
-              <w:t>X</w:t>
-            </w:r>
-          </w:p>
-        </w:tc>
-      </w:tr>
-      <w:tr>
-        <w:tc>
-          <w:tcPr>
-            <w:tcW w:w="810" w:type="dxa"/>
-          </w:tcPr>
-          <w:p>
-            <w:pPr>
-              <w:spacing w:before="120" w:after="0" w:line="340" w:lineRule="exact"/>
-              <w:ind w:left="0" w:right="0"/>
-              <w:jc w:val="both"/>
-              <w:rPr>
-                <w:rFonts w:ascii="Times New Roman" w:hAnsi="Times New Roman" w:cs="Times New Roman"/>
-                <w:sz w:val="28"/>
-                <w:szCs w:val="28"/>
-              </w:rPr>
-            </w:pPr>
-            <w:r>
-              <w:rPr>
-                <w:rFonts w:ascii="Times New Roman" w:hAnsi="Times New Roman" w:cs="Times New Roman"/>
-                <w:sz w:val="28"/>
-                <w:szCs w:val="28"/>
-              </w:rPr>
-              <w:t>2</w:t>
-            </w:r>
-          </w:p>
-        </w:tc>
-        <w:tc>
-          <w:tcPr>
-            <w:tcW w:w="4657" w:type="dxa"/>
-          </w:tcPr>
-          <w:p>
-            <w:pPr>
-              <w:spacing w:after="0" w:line="240" w:lineRule="auto"/>
-              <w:ind w:left="0" w:right="0"/>
-              <w:rPr>
-                <w:rFonts w:ascii="Times New Roman" w:eastAsia="Times New Roman" w:hAnsi="Times New Roman" w:cs="Times New Roman"/>
-                <w:sz w:val="24"/>
-                <w:szCs w:val="24"/>
-              </w:rPr>
-            </w:pPr>
-            <w:r>
-              <w:rPr>
-                <w:rFonts w:ascii="Times New Roman" w:eastAsia="Times New Roman" w:hAnsi="Times New Roman" w:cs="Times New Roman"/>
-                <w:sz w:val="24"/>
-                <w:szCs w:val="24"/>
-              </w:rPr>
-              <w:t>Bán lẻ đồ ngũ kim, sơn, kính, vật liệu và thiết bị lắp đặt khác trong xây dựng</w:t>
-            </w:r>
-          </w:p>
-          <w:p>
-            <w:pPr>
-              <w:spacing w:after="0" w:line="240" w:lineRule="auto"/>
-              <w:ind w:left="0" w:right="0"/>
-              <w:rPr>
-                <w:rFonts w:ascii="Times New Roman" w:eastAsia="Times New Roman" w:hAnsi="Times New Roman" w:cs="Times New Roman"/>
-                <w:sz w:val="24"/>
-                <w:szCs w:val="24"/>
-              </w:rPr>
-            </w:pPr>
-            <w:r>
-              <w:rPr>
-                <w:rFonts w:ascii="Times New Roman" w:eastAsia="Times New Roman" w:hAnsi="Times New Roman" w:cs="Times New Roman"/>
-                <w:sz w:val="24"/>
-                <w:szCs w:val="24"/>
-              </w:rPr>
-              <w:t>Chi tiết: Thực hiện quyền phân phối bán lẻ các hàng hóa không thuộc danh mục hàng hóa không được phân phối theo quy định của pháp luật Việt Nam hoặc không thuộc diện hạn chế theo cam kết quốc tế trong các điều ước quốc tế mà Việt Nam là thành viên</w:t>
-            </w:r>
-          </w:p>
-          <w:p>
-            <w:pPr>
-              <w:spacing w:after="0" w:line="240" w:lineRule="auto"/>
-              <w:ind w:left="0" w:right="0"/>
-              <w:rPr>
-                <w:rFonts w:ascii="Times New Roman" w:eastAsia="Times New Roman" w:hAnsi="Times New Roman" w:cs="Times New Roman"/>
-                <w:sz w:val="24"/>
-                <w:szCs w:val="24"/>
-              </w:rPr>
-            </w:pPr>
-            <w:r>
-              <w:rPr>
-                <w:rFonts w:ascii="Times New Roman" w:eastAsia="Times New Roman" w:hAnsi="Times New Roman" w:cs="Times New Roman"/>
-                <w:sz w:val="24"/>
-                <w:szCs w:val="24"/>
-              </w:rPr>
-              <w:t xml:space="preserve"> (CPC 632)</w:t>
-            </w:r>
-          </w:p>
-        </w:tc>
-        <w:tc>
-          <w:tcPr>
-            <w:tcW w:w="2046" w:type="dxa"/>
-          </w:tcPr>
-          <w:p>
-            <w:pPr>
-              <w:spacing w:before="120" w:after="0" w:line="340" w:lineRule="exact"/>
-              <w:ind w:left="0" w:right="0"/>
-              <w:jc w:val="both"/>
-              <w:rPr>
-                <w:rFonts w:ascii="Times New Roman" w:hAnsi="Times New Roman" w:cs="Times New Roman"/>
-                <w:sz w:val="24"/>
-                <w:szCs w:val="24"/>
-              </w:rPr>
-            </w:pPr>
-            <w:r>
-              <w:rPr>
-                <w:rFonts w:ascii="Times New Roman" w:hAnsi="Times New Roman" w:cs="Times New Roman"/>
-                <w:sz w:val="24"/>
-                <w:szCs w:val="24"/>
-              </w:rPr>
-              <w:t>4752</w:t>
-            </w:r>
-          </w:p>
-        </w:tc>
-        <w:tc>
-          <w:tcPr>
-            <w:tcW w:w="1701" w:type="dxa"/>
-          </w:tcPr>
-          <w:p>
-            <w:pPr>
-              <w:spacing w:before="120" w:after="0" w:line="340" w:lineRule="exact"/>
-              <w:ind w:left="0" w:right="0"/>
-              <w:jc w:val="both"/>
-              <w:rPr>
-                <w:rFonts w:ascii="Times New Roman" w:hAnsi="Times New Roman" w:cs="Times New Roman"/>
-                <w:sz w:val="28"/>
-                <w:szCs w:val="28"/>
-              </w:rPr>
-            </w:pPr>
-          </w:p>
-        </w:tc>
-      </w:tr>
-    </w:tbl>
-    <w:p>
-      <w:pPr>
-        <w:spacing w:after="120" w:line="240" w:lineRule="auto"/>
-        <w:ind w:left="0" w:right="0" w:firstLine="360"/>
-        <w:rPr>
-          <w:rFonts w:ascii="Times New Roman" w:hAnsi="Times New Roman"/>
-          <w:sz w:val="24"/>
-          <w:szCs w:val="24"/>
-        </w:rPr>
-      </w:pPr>
-      <w:r>
-        <w:rPr>
-          <w:rFonts w:ascii="Times New Roman" w:hAnsi="Times New Roman"/>
-          <w:sz w:val="24"/>
-          <w:szCs w:val="24"/>
-        </w:rPr>
-        <w:br/>
-      </w:r>
-    </w:p>
-    <w:p>
-      <w:pPr>
-        <w:spacing w:after="120" w:line="240" w:lineRule="auto"/>
-        <w:ind w:left="0" w:right="0" w:firstLine="360"/>
-        <w:rPr>
-          <w:rFonts w:ascii="Times New Roman" w:hAnsi="Times New Roman"/>
-          <w:sz w:val="24"/>
-          <w:szCs w:val="24"/>
-        </w:rPr>
-      </w:pPr>
-      <w:r>
-        <w:rPr>
-          <w:rFonts w:ascii="Times New Roman" w:eastAsia="Times New Roman" w:hAnsi="Times New Roman" w:cs="Times New Roman"/>
-          <w:sz w:val="26"/>
-        </w:rPr>
-        <w:t xml:space="preserve"> </w:t>
+          <w:bCs/>
+          <w:sz w:val="28"/>
+          <w:szCs w:val="28"/>
+        </w:rPr>
+        <w:t> </w:t>
       </w:r>
     </w:p>
     <w:p>
@@ -2755,6 +1174,7 @@
           <w:szCs w:val="28"/>
           <w:u w:val="single"/>
         </w:rPr>
+        <w:lastRenderedPageBreak/>
         <w:t xml:space="preserve">Điều </w:t>
       </w:r>
       <w:r>
@@ -2774,49 +1194,7 @@
           <w:sz w:val="28"/>
           <w:szCs w:val="28"/>
         </w:rPr>
-        <w:t>: Giao cho Ông/</w:t>
-      </w:r>
-      <w:r>
-        <w:rPr>
-          <w:rFonts w:ascii="Times New Roman" w:hAnsi="Times New Roman" w:cs="Times New Roman"/>
-          <w:sz w:val="28"/>
-          <w:szCs w:val="28"/>
-        </w:rPr>
-        <w:t>bà</w:t>
-      </w:r>
-      <w:r>
-        <w:rPr>
-          <w:rFonts w:ascii="Times New Roman" w:hAnsi="Times New Roman" w:cs="Times New Roman"/>
-          <w:sz w:val="28"/>
-          <w:szCs w:val="28"/>
-        </w:rPr>
-        <w:t xml:space="preserve"> </w:t>
-      </w:r>
-      <w:r>
-        <w:rPr>
-          <w:rFonts w:ascii="Times New Roman" w:eastAsia="Times New Roman" w:hAnsi="Times New Roman" w:cs="Times New Roman"/>
-          <w:sz w:val="24"/>
-          <w:szCs w:val="24"/>
-        </w:rPr>
-        <w:t>LIU, YU-TIEN</w:t>
-      </w:r>
-      <w:bookmarkStart w:id="0" w:name="_GoBack"/>
-      <w:bookmarkEnd w:id="0"/>
-      <w:r>
-        <w:rPr>
-          <w:rFonts w:ascii="Times New Roman" w:hAnsi="Times New Roman" w:cs="Times New Roman"/>
-          <w:sz w:val="28"/>
-          <w:szCs w:val="28"/>
-        </w:rPr>
-        <w:t xml:space="preserve"> </w:t>
-      </w:r>
-      <w:r>
-        <w:rPr>
-          <w:rFonts w:ascii="Times New Roman" w:hAnsi="Times New Roman" w:cs="Times New Roman"/>
-          <w:sz w:val="28"/>
-          <w:szCs w:val="28"/>
-        </w:rPr>
-        <w:t>tiến hành các thủ tục cần thiết theo quy định của pháp luật.</w:t>
+        <w:t>: Người đại diện theo pháp luật của công ty có trách nhiệm thi hành Quyết định này.</w:t>
       </w:r>
       <w:r>
         <w:rPr>
@@ -2848,12 +1226,21 @@
         <w:jc w:val="both"/>
         <w:rPr>
           <w:rFonts w:ascii="Times New Roman" w:hAnsi="Times New Roman" w:cs="Times New Roman"/>
+          <w:sz w:val="28"/>
+          <w:szCs w:val="28"/>
+        </w:rPr>
+      </w:pPr>
+      <w:r>
+        <w:rPr>
+          <w:rFonts w:ascii="Times New Roman" w:hAnsi="Times New Roman" w:cs="Times New Roman"/>
           <w:b/>
           <w:bCs/>
           <w:sz w:val="28"/>
           <w:szCs w:val="28"/>
-        </w:rPr>
-      </w:pPr>
+          <w:u w:val="single"/>
+        </w:rPr>
+        <w:t xml:space="preserve">Điều </w:t>
+      </w:r>
       <w:r>
         <w:rPr>
           <w:rFonts w:ascii="Times New Roman" w:hAnsi="Times New Roman" w:cs="Times New Roman"/>
@@ -2863,82 +1250,7 @@
           <w:szCs w:val="28"/>
           <w:u w:val="single"/>
         </w:rPr>
-        <w:t xml:space="preserve">Điều </w:t>
-      </w:r>
-      <w:r>
-        <w:rPr>
-          <w:rFonts w:ascii="Times New Roman" w:hAnsi="Times New Roman" w:cs="Times New Roman"/>
-          <w:b/>
-          <w:bCs/>
-          <w:sz w:val="28"/>
-          <w:szCs w:val="28"/>
-          <w:u w:val="single"/>
-        </w:rPr>
         <w:t>4</w:t>
-      </w:r>
-      <w:r>
-        <w:rPr>
-          <w:rFonts w:ascii="Times New Roman" w:hAnsi="Times New Roman" w:cs="Times New Roman"/>
-          <w:sz w:val="28"/>
-          <w:szCs w:val="28"/>
-        </w:rPr>
-        <w:t>: Người đại diện theo pháp luật của công ty có trách nhiệm thi hành Quyết định này.</w:t>
-      </w:r>
-      <w:r>
-        <w:rPr>
-          <w:rFonts w:ascii="Times New Roman" w:hAnsi="Times New Roman" w:cs="Times New Roman"/>
-          <w:b/>
-          <w:bCs/>
-          <w:sz w:val="28"/>
-          <w:szCs w:val="28"/>
-        </w:rPr>
-        <w:t> </w:t>
-      </w:r>
-    </w:p>
-    <w:p>
-      <w:pPr>
-        <w:spacing w:after="120" w:line="240" w:lineRule="auto"/>
-        <w:ind w:left="0" w:right="0" w:firstLine="360"/>
-        <w:jc w:val="both"/>
-        <w:rPr>
-          <w:rFonts w:ascii="Times New Roman" w:hAnsi="Times New Roman" w:cs="Times New Roman"/>
-          <w:sz w:val="28"/>
-          <w:szCs w:val="28"/>
-        </w:rPr>
-      </w:pPr>
-    </w:p>
-    <w:p>
-      <w:pPr>
-        <w:spacing w:after="120" w:line="240" w:lineRule="auto"/>
-        <w:ind w:left="0" w:right="0" w:firstLine="360"/>
-        <w:jc w:val="both"/>
-        <w:rPr>
-          <w:rFonts w:ascii="Times New Roman" w:hAnsi="Times New Roman" w:cs="Times New Roman"/>
-          <w:sz w:val="28"/>
-          <w:szCs w:val="28"/>
-        </w:rPr>
-      </w:pPr>
-      <w:r>
-        <w:rPr>
-          <w:rFonts w:ascii="Times New Roman" w:hAnsi="Times New Roman" w:cs="Times New Roman"/>
-          <w:b/>
-          <w:bCs/>
-          <w:sz w:val="28"/>
-          <w:szCs w:val="28"/>
-          <w:u w:val="single"/>
-        </w:rPr>
-        <w:t xml:space="preserve">Điều </w:t>
-      </w:r>
-      <w:r>
-        <w:rPr>
-          <w:rFonts w:ascii="Times New Roman" w:hAnsi="Times New Roman" w:cs="Times New Roman"/>
-          <w:b/>
-          <w:bCs/>
-          <w:sz w:val="28"/>
-          <w:szCs w:val="28"/>
-          <w:u w:val="single"/>
-        </w:rPr>
-        <w:t>5</w:t>
       </w:r>
       <w:r>
         <w:rPr>
@@ -3012,8 +1324,8 @@
         <w:tblLook w:val="04A0" w:firstRow="1" w:lastRow="0" w:firstColumn="1" w:lastColumn="0" w:noHBand="0" w:noVBand="1"/>
       </w:tblPr>
       <w:tblGrid>
-        <w:gridCol w:w="4652"/>
-        <w:gridCol w:w="4644"/>
+        <w:gridCol w:w="4649"/>
+        <w:gridCol w:w="4647"/>
       </w:tblGrid>
       <w:tr>
         <w:tc>
@@ -3041,7 +1353,6 @@
                 <w:sz w:val="28"/>
                 <w:szCs w:val="28"/>
               </w:rPr>
-              <w:lastRenderedPageBreak/>
               <w:t>Nơi nhận:</w:t>
             </w:r>
           </w:p>
@@ -3069,7 +1380,7 @@
                 <w:sz w:val="28"/>
                 <w:szCs w:val="28"/>
               </w:rPr>
-              <w:t>4</w:t>
+              <w:t>3</w:t>
             </w:r>
             <w:r>
               <w:rPr>
@@ -3096,15 +1407,7 @@
                 <w:sz w:val="28"/>
                 <w:szCs w:val="28"/>
               </w:rPr>
-              <w:t>- Phòng ĐKKD TP Hồ Chí Minh</w:t>
-            </w:r>
-            <w:r>
-              <w:rPr>
-                <w:rFonts w:ascii="Times New Roman" w:hAnsi="Times New Roman" w:cs="Times New Roman"/>
-                <w:sz w:val="28"/>
-                <w:szCs w:val="28"/>
-              </w:rPr>
-              <w:t xml:space="preserve"> (đề đăng ký);</w:t>
+              <w:t>- Phòng ĐKKD TP Hồ Chí Minh (đề đăng ký);</w:t>
             </w:r>
           </w:p>
           <w:p>
@@ -3264,10 +1567,10 @@
             <w:r>
               <w:rPr>
                 <w:rFonts w:ascii="Times New Roman" w:eastAsia="Times New Roman" w:hAnsi="Times New Roman" w:cs="Times New Roman"/>
-                <w:sz w:val="24"/>
-                <w:szCs w:val="24"/>
-              </w:rPr>
-              <w:t>LIU, YU-TIEN</w:t>
+                <w:sz w:val="28"/>
+                <w:szCs w:val="28"/>
+              </w:rPr>
+              <w:t>TRẦN THỊ TÂM ANH</w:t>
             </w:r>
           </w:p>
         </w:tc>
@@ -3316,7 +1619,7 @@
 </file>
 
 <file path=word/numbering.xml><?xml version="1.0" encoding="utf-8"?>
-<w:numbering xmlns:wpc="http://schemas.microsoft.com/office/word/2010/wordprocessingCanvas" xmlns:cx="http://schemas.microsoft.com/office/drawing/2014/chartex" xmlns:cx1="http://schemas.microsoft.com/office/drawing/2015/9/8/chartex" xmlns:mc="http://schemas.openxmlformats.org/markup-compatibility/2006" xmlns:o="urn:schemas-microsoft-com:office:office" xmlns:r="http://schemas.openxmlformats.org/officeDocument/2006/relationships" xmlns:m="http://schemas.openxmlformats.org/officeDocument/2006/math" xmlns:v="urn:schemas-microsoft-com:vml" xmlns:wp14="http://schemas.microsoft.com/office/word/2010/wordprocessingDrawing" xmlns:wp="http://schemas.openxmlformats.org/drawingml/2006/wordprocessingDrawing" xmlns:w10="urn:schemas-microsoft-com:office:word" xmlns:w="http://schemas.openxmlformats.org/wordprocessingml/2006/main" xmlns:w14="http://schemas.microsoft.com/office/word/2010/wordml" xmlns:w15="http://schemas.microsoft.com/office/word/2012/wordml" xmlns:w16se="http://schemas.microsoft.com/office/word/2015/wordml/symex" xmlns:wpg="http://schemas.microsoft.com/office/word/2010/wordprocessingGroup" xmlns:wpi="http://schemas.microsoft.com/office/word/2010/wordprocessingInk" xmlns:wne="http://schemas.microsoft.com/office/word/2006/wordml" xmlns:wps="http://schemas.microsoft.com/office/word/2010/wordprocessingShape" mc:Ignorable="w14 w15 w16se wp14">
+<w:numbering xmlns:wpc="http://schemas.microsoft.com/office/word/2010/wordprocessingCanvas" xmlns:cx="http://schemas.microsoft.com/office/drawing/2014/chartex" xmlns:mc="http://schemas.openxmlformats.org/markup-compatibility/2006" xmlns:o="urn:schemas-microsoft-com:office:office" xmlns:r="http://schemas.openxmlformats.org/officeDocument/2006/relationships" xmlns:m="http://schemas.openxmlformats.org/officeDocument/2006/math" xmlns:v="urn:schemas-microsoft-com:vml" xmlns:wp14="http://schemas.microsoft.com/office/word/2010/wordprocessingDrawing" xmlns:wp="http://schemas.openxmlformats.org/drawingml/2006/wordprocessingDrawing" xmlns:w10="urn:schemas-microsoft-com:office:word" xmlns:w="http://schemas.openxmlformats.org/wordprocessingml/2006/main" xmlns:w14="http://schemas.microsoft.com/office/word/2010/wordml" xmlns:w15="http://schemas.microsoft.com/office/word/2012/wordml" xmlns:w16se="http://schemas.microsoft.com/office/word/2015/wordml/symex" xmlns:wpg="http://schemas.microsoft.com/office/word/2010/wordprocessingGroup" xmlns:wpi="http://schemas.microsoft.com/office/word/2010/wordprocessingInk" xmlns:wne="http://schemas.microsoft.com/office/word/2006/wordml" xmlns:wps="http://schemas.microsoft.com/office/word/2010/wordprocessingShape" mc:Ignorable="w14 w15 w16se wp14">
   <w:abstractNum w:abstractNumId="0" w15:restartNumberingAfterBreak="0">
     <w:nsid w:val="06841C68"/>
     <w:multiLevelType w:val="multilevel"/>
@@ -4673,12 +2976,18 @@
 </file>
 
 <file path=customXml/item1.xml><?xml version="1.0" encoding="utf-8"?>
-<?mso-contentType ?>
-<FormTemplates xmlns="http://schemas.microsoft.com/sharepoint/v3/contenttype/forms">
-  <Display>DocumentLibraryForm</Display>
-  <Edit>DocumentLibraryForm</Edit>
-  <New>DocumentLibraryForm</New>
-</FormTemplates>
+<p:properties xmlns:p="http://schemas.microsoft.com/office/2006/metadata/properties" xmlns:xsi="http://www.w3.org/2001/XMLSchema-instance" xmlns:pc="http://schemas.microsoft.com/office/infopath/2007/PartnerControls">
+  <documentManagement>
+    <AlternateThumbnailUrl xmlns="http://schemas.microsoft.com/sharepoint/v3">
+      <Url xsi:nil="true"/>
+      <Description xsi:nil="true"/>
+    </AlternateThumbnailUrl>
+    <VideoThumbnail xmlns="4ae7861e-4bff-47fb-9754-a3da037d4eb5" xsi:nil="true"/>
+    <ImageCreateDate xmlns="http://schemas.microsoft.com/sharepoint/v3" xsi:nil="true"/>
+    <GetImgForVideo xmlns="4ae7861e-4bff-47fb-9754-a3da037d4eb5" xsi:nil="true"/>
+    <Description xmlns="http://schemas.microsoft.com/sharepoint/v3" xsi:nil="true"/>
+  </documentManagement>
+</p:properties>
 </file>
 
 <file path=customXml/item2.xml><?xml version="1.0" encoding="utf-8"?>
@@ -4870,24 +3179,21 @@
 </file>
 
 <file path=customXml/item3.xml><?xml version="1.0" encoding="utf-8"?>
-<p:properties xmlns:p="http://schemas.microsoft.com/office/2006/metadata/properties" xmlns:xsi="http://www.w3.org/2001/XMLSchema-instance" xmlns:pc="http://schemas.microsoft.com/office/infopath/2007/PartnerControls">
-  <documentManagement>
-    <AlternateThumbnailUrl xmlns="http://schemas.microsoft.com/sharepoint/v3">
-      <Url xsi:nil="true"/>
-      <Description xsi:nil="true"/>
-    </AlternateThumbnailUrl>
-    <VideoThumbnail xmlns="4ae7861e-4bff-47fb-9754-a3da037d4eb5" xsi:nil="true"/>
-    <ImageCreateDate xmlns="http://schemas.microsoft.com/sharepoint/v3" xsi:nil="true"/>
-    <GetImgForVideo xmlns="4ae7861e-4bff-47fb-9754-a3da037d4eb5" xsi:nil="true"/>
-    <Description xmlns="http://schemas.microsoft.com/sharepoint/v3" xsi:nil="true"/>
-  </documentManagement>
-</p:properties>
+<?mso-contentType ?>
+<FormTemplates xmlns="http://schemas.microsoft.com/sharepoint/v3/contenttype/forms">
+  <Display>DocumentLibraryForm</Display>
+  <Edit>DocumentLibraryForm</Edit>
+  <New>DocumentLibraryForm</New>
+</FormTemplates>
 </file>
 
 <file path=customXml/itemProps1.xml><?xml version="1.0" encoding="utf-8"?>
-<ds:datastoreItem xmlns:ds="http://schemas.openxmlformats.org/officeDocument/2006/customXml" ds:itemID="{AFD07A8A-035B-44B3-8740-60045F8E4C9F}">
+<ds:datastoreItem xmlns:ds="http://schemas.openxmlformats.org/officeDocument/2006/customXml" ds:itemID="{DFBF5159-804B-4563-9B15-6A0468B25410}">
   <ds:schemaRefs>
-    <ds:schemaRef ds:uri="http://schemas.microsoft.com/sharepoint/v3/contenttype/forms"/>
+    <ds:schemaRef ds:uri="http://schemas.microsoft.com/office/2006/metadata/properties"/>
+    <ds:schemaRef ds:uri="http://schemas.microsoft.com/office/infopath/2007/PartnerControls"/>
+    <ds:schemaRef ds:uri="http://schemas.microsoft.com/sharepoint/v3"/>
+    <ds:schemaRef ds:uri="4ae7861e-4bff-47fb-9754-a3da037d4eb5"/>
   </ds:schemaRefs>
 </ds:datastoreItem>
 </file>
@@ -4912,12 +3218,9 @@
 </file>
 
 <file path=customXml/itemProps3.xml><?xml version="1.0" encoding="utf-8"?>
-<ds:datastoreItem xmlns:ds="http://schemas.openxmlformats.org/officeDocument/2006/customXml" ds:itemID="{DFBF5159-804B-4563-9B15-6A0468B25410}">
+<ds:datastoreItem xmlns:ds="http://schemas.openxmlformats.org/officeDocument/2006/customXml" ds:itemID="{AFD07A8A-035B-44B3-8740-60045F8E4C9F}">
   <ds:schemaRefs>
-    <ds:schemaRef ds:uri="http://schemas.microsoft.com/office/2006/metadata/properties"/>
-    <ds:schemaRef ds:uri="http://schemas.microsoft.com/office/infopath/2007/PartnerControls"/>
-    <ds:schemaRef ds:uri="http://schemas.microsoft.com/sharepoint/v3"/>
-    <ds:schemaRef ds:uri="4ae7861e-4bff-47fb-9754-a3da037d4eb5"/>
+    <ds:schemaRef ds:uri="http://schemas.microsoft.com/sharepoint/v3/contenttype/forms"/>
   </ds:schemaRefs>
 </ds:datastoreItem>
 </file>
--- a/CÔNG TY TNHH MTV THƯƠNG MẠI KHAI MINH/KhaiMinh_ThayDoiDiaChi/QUYẾT ĐỊNH THAY ĐỔI.docx
+++ b/CÔNG TY TNHH MTV THƯƠNG MẠI KHAI MINH/KhaiMinh_ThayDoiDiaChi/QUYẾT ĐỊNH THAY ĐỔI.docx
@@ -1,6 +1,6 @@
 
 <file path=word/document.xml><?xml version="1.0" encoding="utf-8"?>
-<w:document xmlns:wpc="http://schemas.microsoft.com/office/word/2010/wordprocessingCanvas" xmlns:cx="http://schemas.microsoft.com/office/drawing/2014/chartex" xmlns:mc="http://schemas.openxmlformats.org/markup-compatibility/2006" xmlns:o="urn:schemas-microsoft-com:office:office" xmlns:r="http://schemas.openxmlformats.org/officeDocument/2006/relationships" xmlns:m="http://schemas.openxmlformats.org/officeDocument/2006/math" xmlns:v="urn:schemas-microsoft-com:vml" xmlns:wp14="http://schemas.microsoft.com/office/word/2010/wordprocessingDrawing" xmlns:wp="http://schemas.openxmlformats.org/drawingml/2006/wordprocessingDrawing" xmlns:w10="urn:schemas-microsoft-com:office:word" xmlns:w="http://schemas.openxmlformats.org/wordprocessingml/2006/main" xmlns:w14="http://schemas.microsoft.com/office/word/2010/wordml" xmlns:w15="http://schemas.microsoft.com/office/word/2012/wordml" xmlns:w16se="http://schemas.microsoft.com/office/word/2015/wordml/symex" xmlns:wpg="http://schemas.microsoft.com/office/word/2010/wordprocessingGroup" xmlns:wpi="http://schemas.microsoft.com/office/word/2010/wordprocessingInk" xmlns:wne="http://schemas.microsoft.com/office/word/2006/wordml" xmlns:wps="http://schemas.microsoft.com/office/word/2010/wordprocessingShape" mc:Ignorable="w14 w15 w16se wp14">
+<w:document xmlns:wpc="http://schemas.microsoft.com/office/word/2010/wordprocessingCanvas" xmlns:cx="http://schemas.microsoft.com/office/drawing/2014/chartex" xmlns:cx1="http://schemas.microsoft.com/office/drawing/2015/9/8/chartex" xmlns:mc="http://schemas.openxmlformats.org/markup-compatibility/2006" xmlns:o="urn:schemas-microsoft-com:office:office" xmlns:r="http://schemas.openxmlformats.org/officeDocument/2006/relationships" xmlns:m="http://schemas.openxmlformats.org/officeDocument/2006/math" xmlns:v="urn:schemas-microsoft-com:vml" xmlns:wp14="http://schemas.microsoft.com/office/word/2010/wordprocessingDrawing" xmlns:wp="http://schemas.openxmlformats.org/drawingml/2006/wordprocessingDrawing" xmlns:w10="urn:schemas-microsoft-com:office:word" xmlns:w="http://schemas.openxmlformats.org/wordprocessingml/2006/main" xmlns:w14="http://schemas.microsoft.com/office/word/2010/wordml" xmlns:w15="http://schemas.microsoft.com/office/word/2012/wordml" xmlns:w16se="http://schemas.microsoft.com/office/word/2015/wordml/symex" xmlns:wpg="http://schemas.microsoft.com/office/word/2010/wordprocessingGroup" xmlns:wpi="http://schemas.microsoft.com/office/word/2010/wordprocessingInk" xmlns:wne="http://schemas.microsoft.com/office/word/2006/wordml" xmlns:wps="http://schemas.microsoft.com/office/word/2010/wordprocessingShape" mc:Ignorable="w14 w15 w16se wp14">
   <w:body>
     <w:p>
       <w:pPr>
@@ -267,7 +267,7 @@
                 <w:sz w:val="28"/>
                 <w:szCs w:val="28"/>
               </w:rPr>
-              <w:t>21</w:t>
+              <w:t>4</w:t>
             </w:r>
             <w:r>
               <w:rPr>
@@ -287,8 +287,10 @@
                 <w:sz w:val="28"/>
                 <w:szCs w:val="28"/>
               </w:rPr>
-              <w:t>5</w:t>
-            </w:r>
+              <w:t>6</w:t>
+            </w:r>
+            <w:bookmarkStart w:id="0" w:name="_GoBack"/>
+            <w:bookmarkEnd w:id="0"/>
             <w:r>
               <w:rPr>
                 <w:rFonts w:ascii="Times New Roman" w:eastAsia="Times New Roman" w:hAnsi="Times New Roman" w:cs="Times New Roman"/>
@@ -503,7 +505,7 @@
               </wp:anchor>
             </w:drawing>
           </mc:Choice>
-          <mc:Fallback xmlns:cx1="http://schemas.microsoft.com/office/drawing/2015/9/8/chartex">
+          <mc:Fallback>
             <w:pict>
               <v:shapetype w14:anchorId="6F2ACA0D" id="_x0000_t32" coordsize="21600,21600" o:spt="32" o:oned="t" path="m,l21600,21600e" filled="f">
                 <v:path arrowok="t" fillok="f" o:connecttype="none"/>
@@ -941,7 +943,7 @@
           <w:sz w:val="28"/>
           <w:szCs w:val="28"/>
         </w:rPr>
-        <w:t>751, 752, 750, 753</w:t>
+        <w:t>751, 752</w:t>
       </w:r>
       <w:r>
         <w:rPr>
@@ -1021,17 +1023,7 @@
           <w:sz w:val="28"/>
           <w:szCs w:val="28"/>
         </w:rPr>
-        <w:t xml:space="preserve"> Hố Chí Minh</w:t>
-      </w:r>
-      <w:bookmarkStart w:id="0" w:name="_GoBack"/>
-      <w:bookmarkEnd w:id="0"/>
-      <w:r>
-        <w:rPr>
-          <w:rFonts w:ascii="Times New Roman" w:eastAsia="Times New Roman" w:hAnsi="Times New Roman" w:cs="Times New Roman"/>
-          <w:sz w:val="28"/>
-          <w:szCs w:val="28"/>
-        </w:rPr>
-        <w:t>, Việt Nam</w:t>
+        <w:t xml:space="preserve"> Hố Chí Minh, Việt Nam</w:t>
       </w:r>
     </w:p>
     <w:p>
@@ -1619,7 +1611,7 @@
 </file>
 
 <file path=word/numbering.xml><?xml version="1.0" encoding="utf-8"?>
-<w:numbering xmlns:wpc="http://schemas.microsoft.com/office/word/2010/wordprocessingCanvas" xmlns:cx="http://schemas.microsoft.com/office/drawing/2014/chartex" xmlns:mc="http://schemas.openxmlformats.org/markup-compatibility/2006" xmlns:o="urn:schemas-microsoft-com:office:office" xmlns:r="http://schemas.openxmlformats.org/officeDocument/2006/relationships" xmlns:m="http://schemas.openxmlformats.org/officeDocument/2006/math" xmlns:v="urn:schemas-microsoft-com:vml" xmlns:wp14="http://schemas.microsoft.com/office/word/2010/wordprocessingDrawing" xmlns:wp="http://schemas.openxmlformats.org/drawingml/2006/wordprocessingDrawing" xmlns:w10="urn:schemas-microsoft-com:office:word" xmlns:w="http://schemas.openxmlformats.org/wordprocessingml/2006/main" xmlns:w14="http://schemas.microsoft.com/office/word/2010/wordml" xmlns:w15="http://schemas.microsoft.com/office/word/2012/wordml" xmlns:w16se="http://schemas.microsoft.com/office/word/2015/wordml/symex" xmlns:wpg="http://schemas.microsoft.com/office/word/2010/wordprocessingGroup" xmlns:wpi="http://schemas.microsoft.com/office/word/2010/wordprocessingInk" xmlns:wne="http://schemas.microsoft.com/office/word/2006/wordml" xmlns:wps="http://schemas.microsoft.com/office/word/2010/wordprocessingShape" mc:Ignorable="w14 w15 w16se wp14">
+<w:numbering xmlns:wpc="http://schemas.microsoft.com/office/word/2010/wordprocessingCanvas" xmlns:cx="http://schemas.microsoft.com/office/drawing/2014/chartex" xmlns:cx1="http://schemas.microsoft.com/office/drawing/2015/9/8/chartex" xmlns:mc="http://schemas.openxmlformats.org/markup-compatibility/2006" xmlns:o="urn:schemas-microsoft-com:office:office" xmlns:r="http://schemas.openxmlformats.org/officeDocument/2006/relationships" xmlns:m="http://schemas.openxmlformats.org/officeDocument/2006/math" xmlns:v="urn:schemas-microsoft-com:vml" xmlns:wp14="http://schemas.microsoft.com/office/word/2010/wordprocessingDrawing" xmlns:wp="http://schemas.openxmlformats.org/drawingml/2006/wordprocessingDrawing" xmlns:w10="urn:schemas-microsoft-com:office:word" xmlns:w="http://schemas.openxmlformats.org/wordprocessingml/2006/main" xmlns:w14="http://schemas.microsoft.com/office/word/2010/wordml" xmlns:w15="http://schemas.microsoft.com/office/word/2012/wordml" xmlns:w16se="http://schemas.microsoft.com/office/word/2015/wordml/symex" xmlns:wpg="http://schemas.microsoft.com/office/word/2010/wordprocessingGroup" xmlns:wpi="http://schemas.microsoft.com/office/word/2010/wordprocessingInk" xmlns:wne="http://schemas.microsoft.com/office/word/2006/wordml" xmlns:wps="http://schemas.microsoft.com/office/word/2010/wordprocessingShape" mc:Ignorable="w14 w15 w16se wp14">
   <w:abstractNum w:abstractNumId="0" w15:restartNumberingAfterBreak="0">
     <w:nsid w:val="06841C68"/>
     <w:multiLevelType w:val="multilevel"/>
@@ -2976,18 +2968,12 @@
 </file>
 
 <file path=customXml/item1.xml><?xml version="1.0" encoding="utf-8"?>
-<p:properties xmlns:p="http://schemas.microsoft.com/office/2006/metadata/properties" xmlns:xsi="http://www.w3.org/2001/XMLSchema-instance" xmlns:pc="http://schemas.microsoft.com/office/infopath/2007/PartnerControls">
-  <documentManagement>
-    <AlternateThumbnailUrl xmlns="http://schemas.microsoft.com/sharepoint/v3">
-      <Url xsi:nil="true"/>
-      <Description xsi:nil="true"/>
-    </AlternateThumbnailUrl>
-    <VideoThumbnail xmlns="4ae7861e-4bff-47fb-9754-a3da037d4eb5" xsi:nil="true"/>
-    <ImageCreateDate xmlns="http://schemas.microsoft.com/sharepoint/v3" xsi:nil="true"/>
-    <GetImgForVideo xmlns="4ae7861e-4bff-47fb-9754-a3da037d4eb5" xsi:nil="true"/>
-    <Description xmlns="http://schemas.microsoft.com/sharepoint/v3" xsi:nil="true"/>
-  </documentManagement>
-</p:properties>
+<?mso-contentType ?>
+<FormTemplates xmlns="http://schemas.microsoft.com/sharepoint/v3/contenttype/forms">
+  <Display>DocumentLibraryForm</Display>
+  <Edit>DocumentLibraryForm</Edit>
+  <New>DocumentLibraryForm</New>
+</FormTemplates>
 </file>
 
 <file path=customXml/item2.xml><?xml version="1.0" encoding="utf-8"?>
@@ -3179,21 +3165,24 @@
 </file>
 
 <file path=customXml/item3.xml><?xml version="1.0" encoding="utf-8"?>
-<?mso-contentType ?>
-<FormTemplates xmlns="http://schemas.microsoft.com/sharepoint/v3/contenttype/forms">
-  <Display>DocumentLibraryForm</Display>
-  <Edit>DocumentLibraryForm</Edit>
-  <New>DocumentLibraryForm</New>
-</FormTemplates>
+<p:properties xmlns:p="http://schemas.microsoft.com/office/2006/metadata/properties" xmlns:xsi="http://www.w3.org/2001/XMLSchema-instance" xmlns:pc="http://schemas.microsoft.com/office/infopath/2007/PartnerControls">
+  <documentManagement>
+    <AlternateThumbnailUrl xmlns="http://schemas.microsoft.com/sharepoint/v3">
+      <Url xsi:nil="true"/>
+      <Description xsi:nil="true"/>
+    </AlternateThumbnailUrl>
+    <VideoThumbnail xmlns="4ae7861e-4bff-47fb-9754-a3da037d4eb5" xsi:nil="true"/>
+    <ImageCreateDate xmlns="http://schemas.microsoft.com/sharepoint/v3" xsi:nil="true"/>
+    <GetImgForVideo xmlns="4ae7861e-4bff-47fb-9754-a3da037d4eb5" xsi:nil="true"/>
+    <Description xmlns="http://schemas.microsoft.com/sharepoint/v3" xsi:nil="true"/>
+  </documentManagement>
+</p:properties>
 </file>
 
 <file path=customXml/itemProps1.xml><?xml version="1.0" encoding="utf-8"?>
-<ds:datastoreItem xmlns:ds="http://schemas.openxmlformats.org/officeDocument/2006/customXml" ds:itemID="{DFBF5159-804B-4563-9B15-6A0468B25410}">
+<ds:datastoreItem xmlns:ds="http://schemas.openxmlformats.org/officeDocument/2006/customXml" ds:itemID="{AFD07A8A-035B-44B3-8740-60045F8E4C9F}">
   <ds:schemaRefs>
-    <ds:schemaRef ds:uri="http://schemas.microsoft.com/office/2006/metadata/properties"/>
-    <ds:schemaRef ds:uri="http://schemas.microsoft.com/office/infopath/2007/PartnerControls"/>
-    <ds:schemaRef ds:uri="http://schemas.microsoft.com/sharepoint/v3"/>
-    <ds:schemaRef ds:uri="4ae7861e-4bff-47fb-9754-a3da037d4eb5"/>
+    <ds:schemaRef ds:uri="http://schemas.microsoft.com/sharepoint/v3/contenttype/forms"/>
   </ds:schemaRefs>
 </ds:datastoreItem>
 </file>
@@ -3218,9 +3207,12 @@
 </file>
 
 <file path=customXml/itemProps3.xml><?xml version="1.0" encoding="utf-8"?>
-<ds:datastoreItem xmlns:ds="http://schemas.openxmlformats.org/officeDocument/2006/customXml" ds:itemID="{AFD07A8A-035B-44B3-8740-60045F8E4C9F}">
+<ds:datastoreItem xmlns:ds="http://schemas.openxmlformats.org/officeDocument/2006/customXml" ds:itemID="{DFBF5159-804B-4563-9B15-6A0468B25410}">
   <ds:schemaRefs>
-    <ds:schemaRef ds:uri="http://schemas.microsoft.com/sharepoint/v3/contenttype/forms"/>
+    <ds:schemaRef ds:uri="http://schemas.microsoft.com/office/2006/metadata/properties"/>
+    <ds:schemaRef ds:uri="http://schemas.microsoft.com/office/infopath/2007/PartnerControls"/>
+    <ds:schemaRef ds:uri="http://schemas.microsoft.com/sharepoint/v3"/>
+    <ds:schemaRef ds:uri="4ae7861e-4bff-47fb-9754-a3da037d4eb5"/>
   </ds:schemaRefs>
 </ds:datastoreItem>
 </file>